--- a/vvdn/converters/dc-ac/three-phase-inverters.docx
+++ b/vvdn/converters/dc-ac/three-phase-inverters.docx
@@ -139,49 +139,2170 @@
                 <w:color w:val="2D3748"/>
                 <w:sz w:val="18"/>
               </w:rPr>
-              <w:t xml:space="preserve">                        Three-Phase Two-Level Voltage Source Inverter (VSI)</w:t>
+              <w:t>========================================================================================================================</w:t>
               <w:br/>
-              <w:t xml:space="preserve">   +Vdc ────┬───────────────────────┬───────────────────────┬───────────────────────────────────┐</w:t>
+              <w:t xml:space="preserve">     DETAILED HARDWARE SCHEMATIC: THREE-PHASE TWO-LEVEL VOLTAGE SOURCE INVERTER (VSI) (800V DC -&gt; 400V 3-PHASE, 50kW)</w:t>
               <w:br/>
-              <w:t xml:space="preserve">            │                       │                       │                                   │</w:t>
+              <w:t>========================================================================================================================</w:t>
               <w:br/>
-              <w:t xml:space="preserve">        Drain (D)               Drain (D)               Drain (D)                               │</w:t>
               <w:br/>
-              <w:t xml:space="preserve">        ┌───┴───┐ S1            ┌───┴───┐ S3            ┌───┴───┐ S5                           ┌┴┐</w:t>
+              <w:t xml:space="preserve">    +VDC BUS (+800V Traction Battery / DC Link) ────────────────────────────────────────────────────────┐</w:t>
               <w:br/>
-              <w:t xml:space="preserve">        │  Q1   │ Leg U High    │  Q3   │ Leg V High    │  Q5   │ Leg W High                   │ │ C_dc</w:t>
+              <w:t xml:space="preserve">        │                                                                                               │</w:t>
               <w:br/>
-              <w:t xml:space="preserve">        └───┬───┘               └───┬───┘               └───┬───┘                              └┬┘</w:t>
+              <w:t xml:space="preserve">       ┌┴─────────────────┐           PHASE LEG U                     PHASE LEG V           PHASE LEG W │</w:t>
               <w:br/>
-              <w:t xml:space="preserve">            │ Source (S)            │ Source (S)            │ Source (S)                        │</w:t>
+              <w:t xml:space="preserve">       │ C_LINK_BULK      │           Collector (C)                   Collector (C)         Collector(C)│</w:t>
               <w:br/>
-              <w:t xml:space="preserve">            ├─── Phase U (A) ───────┼───────────────────────┼───────────────────┐               │</w:t>
+              <w:t xml:space="preserve">       │ 500µF / 900V     │          ┌────┴──────────┐               ┌────┴──────────┐     ┌────┴──────┐│</w:t>
               <w:br/>
-              <w:t xml:space="preserve">            │                       ├─── Phase V (B) ───────┼───────────────┐   │               │</w:t>
+              <w:t xml:space="preserve">       │ Low-ESR Film     │          │ Q1: HS LEG U  │               │ Q3: HS LEG V  │     │ Q5: HS W  ││</w:t>
               <w:br/>
-              <w:t xml:space="preserve">            │                       │                       ├─── Phase W (C)┼───┼───────────┐   │</w:t>
+              <w:t xml:space="preserve">       │ (Laminated Bus)  │   +-----&gt;│ Wolfspeed SiC │        +-----&gt;│ Wolfspeed SiC │  +-&gt;│ SiC MOSFET││</w:t>
               <w:br/>
-              <w:t xml:space="preserve">            │                       │                       │               │   │           │   │</w:t>
+              <w:t xml:space="preserve">       └┬─────────────────┘   | Gate │ CAB016M12FM3  │        | Gate │ CAB016M12FM3  │  |  │ 1200V/16mΩ││</w:t>
               <w:br/>
-              <w:t xml:space="preserve">        Drain (D)               Drain (D)               Drain (D)           │   │           │   │</w:t>
+              <w:t xml:space="preserve">        │                     |      └────┬──────────┘        |      └────┬──────────┘  |  └────┬──────┘│</w:t>
               <w:br/>
-              <w:t xml:space="preserve">        ┌───┴───┐ S2            ┌───┴───┐ S4            ┌───┴───┐ S6        │   │           │   │</w:t>
+              <w:t xml:space="preserve">        │                     |    Emitter│                   |    Emitter│             |   Emit│       │</w:t>
               <w:br/>
-              <w:t xml:space="preserve">        │  Q2   │ Leg U Low     │  Q4   │ Leg V Low     │  Q6   │ Leg W Low │   │           │   │</w:t>
+              <w:t xml:space="preserve">        │   ISOLATED DRIVER   |           │                   |           │             |       │       │</w:t>
               <w:br/>
-              <w:t xml:space="preserve">        └───┬───┘               └───┬───┘               └───┬───┘           │   │           │   │</w:t>
+              <w:t xml:space="preserve">        │   UCC21750 (DESAT)  |           +=== PHASE U (U)    |           +=== PHASE V  |       +=== PH W</w:t>
               <w:br/>
-              <w:t xml:space="preserve">            │ Source (S)            │ Source (S)            │ Source (S)    │   │           │   │</w:t>
+              <w:t xml:space="preserve">        │   OUT_U_HS ---------+           |    (0V to +800V)  |           |    (0V-800V)|       |    (0V-800V)</w:t>
               <w:br/>
-              <w:t xml:space="preserve">   GND ─────┴───────────────────────┴───────────────────────┴───────────────┼───┼───────────┼───┴─── GND</w:t>
+              <w:t xml:space="preserve">        │                                 |                   |           |             |       |       │</w:t>
               <w:br/>
-              <w:t xml:space="preserve">                                                                            │   │           │</w:t>
+              <w:t xml:space="preserve">        │                             Collect(C)  +-----------+       Collect(C)        |   Collect(C)  │</w:t>
               <w:br/>
-              <w:t xml:space="preserve">                                                                   ┌────────┴───┴───────────┴────────┐</w:t>
+              <w:t xml:space="preserve">        │                            ┌────┴───────┴──┐               ┌────┴──────────┐  |  ┌────┴──────┐│</w:t>
               <w:br/>
-              <w:t xml:space="preserve">                                                                   │ 3-Phase AC Motor / Grid (U,V,W) │</w:t>
+              <w:t xml:space="preserve">        │                            │ Q2: LS LEG U  │               │ Q4: LS LEG V  │  |  │ Q6: LS W  ││</w:t>
               <w:br/>
-              <w:t xml:space="preserve">                                                                   └─────────────────────────────────┘</w:t>
+              <w:t xml:space="preserve">        │                     +-----&gt;│ CAB016M12FM3  │        +-----&gt;│ CAB016M12FM3  │  +-&gt;│ 1200V/16mΩ││</w:t>
+              <w:br/>
+              <w:t xml:space="preserve">        │                     | Gate └────┬──────────┘        | Gate └────┬──────────┘     └────┬──────┘│</w:t>
+              <w:br/>
+              <w:t xml:space="preserve">        │   OUT_U_LS ---------+    Emitter│             OUT_V-+    Emitter│             OUT_W--+Emit│   │</w:t>
+              <w:br/>
+              <w:t xml:space="preserve">        │   (Low-Side Leg U)              │             (Leg V Drivers)   │             (Leg W Drivers) │</w:t>
+              <w:br/>
+              <w:t xml:space="preserve">        │                                 │                               │                     │       │</w:t>
+              <w:br/>
+              <w:t xml:space="preserve">    GND_DC ───────────────────────────────┴───────────────────────────────┴─────────────────────┴───────┴─── GND_DC</w:t>
+              <w:br/>
+              <w:t xml:space="preserve">                                          │                               │                     │</w:t>
+              <w:br/>
+              <w:t xml:space="preserve">                                          │     INLINE HALL SENSORS       │                     │</w:t>
+              <w:br/>
+              <w:t xml:space="preserve">                                          ├──[ LEM CAB-500: Phase U ]─────┼─────────────────────┼───&gt; TERMINAL U (Phase A)</w:t>
+              <w:br/>
+              <w:t xml:space="preserve">                                          │  (Analog ADC -&gt; TMS320F28379D)│                     │</w:t>
+              <w:br/>
+              <w:t xml:space="preserve">                                          │                               ├──[ LEM CAB-500 ]────┼───&gt; TERMINAL V (Phase B)</w:t>
+              <w:br/>
+              <w:t xml:space="preserve">                                          │                               │  (Phase V Current)  │</w:t>
+              <w:br/>
+              <w:t xml:space="preserve">                                          │                               │                     ├───&gt; TERMINAL W (Phase C)</w:t>
+              <w:br/>
+              <w:t xml:space="preserve">                                          │                               │                     │     │</w:t>
+              <w:br/>
+              <w:t xml:space="preserve">                                          │  +----------------------------+---------------------+     │</w:t>
+              <w:br/>
+              <w:t xml:space="preserve">                                          │  |   3-PHASE LC OUTPUT SINE FILTER (OPTIONAL FOR GRID-TIE) │</w:t>
+              <w:br/>
+              <w:t xml:space="preserve">                                          │  |   - 3x Lf: 250µH / 100A Powder Core Chokes              │</w:t>
+              <w:br/>
+              <w:t xml:space="preserve">                                          │  |   - 3x Cf: 22µF / 480VAC Delta-Connected Film Bank      │</w:t>
+              <w:br/>
+              <w:t xml:space="preserve">                                          │  +----------------------------+---------------------+     │</w:t>
+              <w:br/>
+              <w:t xml:space="preserve">                                          │                               │                     │     │</w:t>
+              <w:br/>
+              <w:t xml:space="preserve">                                          +───────────────────────────────┼─────────────────────┼─────+</w:t>
+              <w:br/>
+              <w:t xml:space="preserve">                                                                          │                     │</w:t>
+              <w:br/>
+              <w:t xml:space="preserve">                                                                 +========+=====================+=======+</w:t>
+              <w:br/>
+              <w:t xml:space="preserve">                                                                 |  3-PHASE PERMANENT MAGNET SYNCHRONOUS|</w:t>
+              <w:br/>
+              <w:t xml:space="preserve">                                                                 |  MOTOR (PMSM) / INDUCTION MACHINE    |</w:t>
+              <w:br/>
+              <w:t xml:space="preserve">                                                                 +======================================+</w:t>
+            </w:r>
+          </w:p>
+        </w:tc>
+      </w:tr>
+    </w:tbl>
+    <w:p/>
+    <w:p>
+      <w:pPr>
+        <w:spacing w:before="160" w:after="80"/>
+      </w:pPr>
+      <w:r>
+        <w:rPr>
+          <w:b/>
+          <w:color w:val="4682B4"/>
+          <w:sz w:val="24"/>
+        </w:rPr>
+        <w:t>1.1 Detailed Component Connection Netlist &amp; Terminal Details:</w:t>
+      </w:r>
+    </w:p>
+    <w:tbl>
+      <w:tblPr>
+        <w:tblW w:type="auto" w:w="0"/>
+        <w:jc w:val="center"/>
+        <w:tblLook w:firstColumn="1" w:firstRow="1" w:lastColumn="0" w:lastRow="0" w:noHBand="0" w:noVBand="1" w:val="04A0"/>
+        <w:tblBorders>
+          <w:top w:val="single" w:sz="4" w:space="0" w:color="D0D7DE"/>
+          <w:left w:val="none"/>
+          <w:bottom w:val="single" w:sz="8" w:space="0" w:color="D0D7DE"/>
+          <w:right w:val="none"/>
+          <w:insideH w:val="single" w:sz="4" w:space="0" w:color="D0D7DE"/>
+          <w:insideV w:val="none"/>
+        </w:tblBorders>
+      </w:tblPr>
+      <w:tblGrid>
+        <w:gridCol w:w="1958"/>
+        <w:gridCol w:w="1958"/>
+        <w:gridCol w:w="1958"/>
+        <w:gridCol w:w="1958"/>
+        <w:gridCol w:w="1958"/>
+      </w:tblGrid>
+      <w:tr>
+        <w:tc>
+          <w:tcPr>
+            <w:tcW w:type="dxa" w:w="1958"/>
+            <w:shd w:fill="204A6E"/>
+            <w:tcMar>
+              <w:top w:w="100" w:type="dxa"/>
+              <w:bottom w:w="100" w:type="dxa"/>
+              <w:left w:w="120" w:type="dxa"/>
+              <w:right w:w="120" w:type="dxa"/>
+            </w:tcMar>
+            <w:vAlign w:val="center"/>
+          </w:tcPr>
+          <w:p>
+            <w:pPr>
+              <w:spacing w:after="0"/>
+            </w:pPr>
+            <w:r>
+              <w:rPr>
+                <w:b/>
+                <w:color w:val="FFFFFF"/>
+                <w:sz w:val="19"/>
+              </w:rPr>
+              <w:t>Net Name</w:t>
+            </w:r>
+          </w:p>
+        </w:tc>
+        <w:tc>
+          <w:tcPr>
+            <w:tcW w:type="dxa" w:w="1958"/>
+            <w:shd w:fill="204A6E"/>
+            <w:tcMar>
+              <w:top w:w="100" w:type="dxa"/>
+              <w:bottom w:w="100" w:type="dxa"/>
+              <w:left w:w="120" w:type="dxa"/>
+              <w:right w:w="120" w:type="dxa"/>
+            </w:tcMar>
+            <w:vAlign w:val="center"/>
+          </w:tcPr>
+          <w:p>
+            <w:pPr>
+              <w:spacing w:after="0"/>
+            </w:pPr>
+            <w:r>
+              <w:rPr>
+                <w:b/>
+                <w:color w:val="FFFFFF"/>
+                <w:sz w:val="19"/>
+              </w:rPr>
+              <w:t>Source (Pin / Terminal)</w:t>
+            </w:r>
+          </w:p>
+        </w:tc>
+        <w:tc>
+          <w:tcPr>
+            <w:tcW w:type="dxa" w:w="1958"/>
+            <w:shd w:fill="204A6E"/>
+            <w:tcMar>
+              <w:top w:w="100" w:type="dxa"/>
+              <w:bottom w:w="100" w:type="dxa"/>
+              <w:left w:w="120" w:type="dxa"/>
+              <w:right w:w="120" w:type="dxa"/>
+            </w:tcMar>
+            <w:vAlign w:val="center"/>
+          </w:tcPr>
+          <w:p>
+            <w:pPr>
+              <w:spacing w:after="0"/>
+            </w:pPr>
+            <w:r>
+              <w:rPr>
+                <w:b/>
+                <w:color w:val="FFFFFF"/>
+                <w:sz w:val="19"/>
+              </w:rPr>
+              <w:t>Destination (Pin / Terminal)</w:t>
+            </w:r>
+          </w:p>
+        </w:tc>
+        <w:tc>
+          <w:tcPr>
+            <w:tcW w:type="dxa" w:w="1958"/>
+            <w:shd w:fill="204A6E"/>
+            <w:tcMar>
+              <w:top w:w="100" w:type="dxa"/>
+              <w:bottom w:w="100" w:type="dxa"/>
+              <w:left w:w="120" w:type="dxa"/>
+              <w:right w:w="120" w:type="dxa"/>
+            </w:tcMar>
+            <w:vAlign w:val="center"/>
+          </w:tcPr>
+          <w:p>
+            <w:pPr>
+              <w:spacing w:after="0"/>
+            </w:pPr>
+            <w:r>
+              <w:rPr>
+                <w:b/>
+                <w:color w:val="FFFFFF"/>
+                <w:sz w:val="19"/>
+              </w:rPr>
+              <w:t>Electrical Function</w:t>
+            </w:r>
+          </w:p>
+        </w:tc>
+        <w:tc>
+          <w:tcPr>
+            <w:tcW w:type="dxa" w:w="1958"/>
+            <w:shd w:fill="204A6E"/>
+            <w:tcMar>
+              <w:top w:w="100" w:type="dxa"/>
+              <w:bottom w:w="100" w:type="dxa"/>
+              <w:left w:w="120" w:type="dxa"/>
+              <w:right w:w="120" w:type="dxa"/>
+            </w:tcMar>
+            <w:vAlign w:val="center"/>
+          </w:tcPr>
+          <w:p>
+            <w:pPr>
+              <w:spacing w:after="0"/>
+            </w:pPr>
+            <w:r>
+              <w:rPr>
+                <w:b/>
+                <w:color w:val="FFFFFF"/>
+                <w:sz w:val="19"/>
+              </w:rPr>
+              <w:t>Hardware Engineering Notes</w:t>
+            </w:r>
+          </w:p>
+        </w:tc>
+      </w:tr>
+      <w:tr>
+        <w:tc>
+          <w:tcPr>
+            <w:tcW w:type="dxa" w:w="1958"/>
+            <w:tcMar>
+              <w:top w:w="80" w:type="dxa"/>
+              <w:bottom w:w="80" w:type="dxa"/>
+              <w:left w:w="120" w:type="dxa"/>
+              <w:right w:w="120" w:type="dxa"/>
+            </w:tcMar>
+            <w:vAlign w:val="center"/>
+          </w:tcPr>
+          <w:p>
+            <w:pPr>
+              <w:spacing w:after="0"/>
+            </w:pPr>
+            <w:r>
+              <w:rPr>
+                <w:b/>
+                <w:color w:val="282C34"/>
+                <w:sz w:val="18"/>
+              </w:rPr>
+              <w:t>+VDC_BUS</w:t>
+            </w:r>
+          </w:p>
+        </w:tc>
+        <w:tc>
+          <w:tcPr>
+            <w:tcW w:type="dxa" w:w="1958"/>
+            <w:tcMar>
+              <w:top w:w="80" w:type="dxa"/>
+              <w:bottom w:w="80" w:type="dxa"/>
+              <w:left w:w="120" w:type="dxa"/>
+              <w:right w:w="120" w:type="dxa"/>
+            </w:tcMar>
+            <w:vAlign w:val="center"/>
+          </w:tcPr>
+          <w:p>
+            <w:pPr>
+              <w:spacing w:after="0"/>
+            </w:pPr>
+            <w:r>
+              <w:rPr>
+                <w:color w:val="282C34"/>
+                <w:sz w:val="18"/>
+              </w:rPr>
+              <w:t>EV Battery / DC Busbar</w:t>
+            </w:r>
+          </w:p>
+        </w:tc>
+        <w:tc>
+          <w:tcPr>
+            <w:tcW w:type="dxa" w:w="1958"/>
+            <w:tcMar>
+              <w:top w:w="80" w:type="dxa"/>
+              <w:bottom w:w="80" w:type="dxa"/>
+              <w:left w:w="120" w:type="dxa"/>
+              <w:right w:w="120" w:type="dxa"/>
+            </w:tcMar>
+            <w:vAlign w:val="center"/>
+          </w:tcPr>
+          <w:p>
+            <w:pPr>
+              <w:spacing w:after="0"/>
+            </w:pPr>
+            <w:r>
+              <w:rPr>
+                <w:i/>
+                <w:color w:val="145AA0"/>
+                <w:sz w:val="18"/>
+              </w:rPr>
+              <w:t>C_{link</w:t>
+            </w:r>
+            <w:r>
+              <w:rPr>
+                <w:color w:val="282C34"/>
+                <w:sz w:val="18"/>
+              </w:rPr>
+              <w:t xml:space="preserve"> (+), </w:t>
+            </w:r>
+            <w:r>
+              <w:rPr>
+                <w:i/>
+                <w:color w:val="145AA0"/>
+                <w:sz w:val="18"/>
+              </w:rPr>
+              <w:t>Q_1, Q_3, Q_5</w:t>
+            </w:r>
+            <w:r>
+              <w:rPr>
+                <w:color w:val="282C34"/>
+                <w:sz w:val="18"/>
+              </w:rPr>
+              <w:t xml:space="preserve"> Collectors/Drains</w:t>
+            </w:r>
+          </w:p>
+        </w:tc>
+        <w:tc>
+          <w:tcPr>
+            <w:tcW w:type="dxa" w:w="1958"/>
+            <w:tcMar>
+              <w:top w:w="80" w:type="dxa"/>
+              <w:bottom w:w="80" w:type="dxa"/>
+              <w:left w:w="120" w:type="dxa"/>
+              <w:right w:w="120" w:type="dxa"/>
+            </w:tcMar>
+            <w:vAlign w:val="center"/>
+          </w:tcPr>
+          <w:p>
+            <w:pPr>
+              <w:spacing w:after="0"/>
+            </w:pPr>
+            <w:r>
+              <w:rPr>
+                <w:color w:val="282C34"/>
+                <w:sz w:val="18"/>
+              </w:rPr>
+              <w:t>Main 800V DC high-voltage rail</w:t>
+            </w:r>
+          </w:p>
+        </w:tc>
+        <w:tc>
+          <w:tcPr>
+            <w:tcW w:type="dxa" w:w="1958"/>
+            <w:tcMar>
+              <w:top w:w="80" w:type="dxa"/>
+              <w:bottom w:w="80" w:type="dxa"/>
+              <w:left w:w="120" w:type="dxa"/>
+              <w:right w:w="120" w:type="dxa"/>
+            </w:tcMar>
+            <w:vAlign w:val="center"/>
+          </w:tcPr>
+          <w:p>
+            <w:pPr>
+              <w:spacing w:after="0"/>
+            </w:pPr>
+            <w:r>
+              <w:rPr>
+                <w:color w:val="282C34"/>
+                <w:sz w:val="18"/>
+              </w:rPr>
+              <w:t>Symmetrical planar laminated copper busbar minimizes stray parasitic inductance (</w:t>
+            </w:r>
+            <w:r>
+              <w:rPr>
+                <w:i/>
+                <w:color w:val="145AA0"/>
+                <w:sz w:val="18"/>
+              </w:rPr>
+              <w:t>L_{stray &lt; 15\,nH</w:t>
+            </w:r>
+            <w:r>
+              <w:rPr>
+                <w:color w:val="282C34"/>
+                <w:sz w:val="18"/>
+              </w:rPr>
+              <w:t>).</w:t>
+            </w:r>
+          </w:p>
+        </w:tc>
+      </w:tr>
+      <w:tr>
+        <w:tc>
+          <w:tcPr>
+            <w:tcW w:type="dxa" w:w="1958"/>
+            <w:shd w:fill="F4F7F9"/>
+            <w:tcMar>
+              <w:top w:w="80" w:type="dxa"/>
+              <w:bottom w:w="80" w:type="dxa"/>
+              <w:left w:w="120" w:type="dxa"/>
+              <w:right w:w="120" w:type="dxa"/>
+            </w:tcMar>
+            <w:vAlign w:val="center"/>
+          </w:tcPr>
+          <w:p>
+            <w:pPr>
+              <w:spacing w:after="0"/>
+            </w:pPr>
+            <w:r>
+              <w:rPr>
+                <w:b/>
+                <w:color w:val="282C34"/>
+                <w:sz w:val="18"/>
+              </w:rPr>
+              <w:t>PHASE_U (SW_U)</w:t>
+            </w:r>
+          </w:p>
+        </w:tc>
+        <w:tc>
+          <w:tcPr>
+            <w:tcW w:type="dxa" w:w="1958"/>
+            <w:shd w:fill="F4F7F9"/>
+            <w:tcMar>
+              <w:top w:w="80" w:type="dxa"/>
+              <w:bottom w:w="80" w:type="dxa"/>
+              <w:left w:w="120" w:type="dxa"/>
+              <w:right w:w="120" w:type="dxa"/>
+            </w:tcMar>
+            <w:vAlign w:val="center"/>
+          </w:tcPr>
+          <w:p>
+            <w:pPr>
+              <w:spacing w:after="0"/>
+            </w:pPr>
+            <w:r>
+              <w:rPr>
+                <w:i/>
+                <w:color w:val="145AA0"/>
+                <w:sz w:val="18"/>
+              </w:rPr>
+              <w:t>Q_1</w:t>
+            </w:r>
+            <w:r>
+              <w:rPr>
+                <w:color w:val="282C34"/>
+                <w:sz w:val="18"/>
+              </w:rPr>
+              <w:t xml:space="preserve"> Emitter, </w:t>
+            </w:r>
+            <w:r>
+              <w:rPr>
+                <w:i/>
+                <w:color w:val="145AA0"/>
+                <w:sz w:val="18"/>
+              </w:rPr>
+              <w:t>Q_2</w:t>
+            </w:r>
+            <w:r>
+              <w:rPr>
+                <w:color w:val="282C34"/>
+                <w:sz w:val="18"/>
+              </w:rPr>
+              <w:t xml:space="preserve"> Collector</w:t>
+            </w:r>
+          </w:p>
+        </w:tc>
+        <w:tc>
+          <w:tcPr>
+            <w:tcW w:type="dxa" w:w="1958"/>
+            <w:shd w:fill="F4F7F9"/>
+            <w:tcMar>
+              <w:top w:w="80" w:type="dxa"/>
+              <w:bottom w:w="80" w:type="dxa"/>
+              <w:left w:w="120" w:type="dxa"/>
+              <w:right w:w="120" w:type="dxa"/>
+            </w:tcMar>
+            <w:vAlign w:val="center"/>
+          </w:tcPr>
+          <w:p>
+            <w:pPr>
+              <w:spacing w:after="0"/>
+            </w:pPr>
+            <w:r>
+              <w:rPr>
+                <w:color w:val="282C34"/>
+                <w:sz w:val="18"/>
+              </w:rPr>
+              <w:t>Current Transducer CT_U, Motor Terminal U</w:t>
+            </w:r>
+          </w:p>
+        </w:tc>
+        <w:tc>
+          <w:tcPr>
+            <w:tcW w:type="dxa" w:w="1958"/>
+            <w:shd w:fill="F4F7F9"/>
+            <w:tcMar>
+              <w:top w:w="80" w:type="dxa"/>
+              <w:bottom w:w="80" w:type="dxa"/>
+              <w:left w:w="120" w:type="dxa"/>
+              <w:right w:w="120" w:type="dxa"/>
+            </w:tcMar>
+            <w:vAlign w:val="center"/>
+          </w:tcPr>
+          <w:p>
+            <w:pPr>
+              <w:spacing w:after="0"/>
+            </w:pPr>
+            <w:r>
+              <w:rPr>
+                <w:color w:val="282C34"/>
+                <w:sz w:val="18"/>
+              </w:rPr>
+              <w:t>Phase U high-power switching node</w:t>
+            </w:r>
+          </w:p>
+        </w:tc>
+        <w:tc>
+          <w:tcPr>
+            <w:tcW w:type="dxa" w:w="1958"/>
+            <w:shd w:fill="F4F7F9"/>
+            <w:tcMar>
+              <w:top w:w="80" w:type="dxa"/>
+              <w:bottom w:w="80" w:type="dxa"/>
+              <w:left w:w="120" w:type="dxa"/>
+              <w:right w:w="120" w:type="dxa"/>
+            </w:tcMar>
+            <w:vAlign w:val="center"/>
+          </w:tcPr>
+          <w:p>
+            <w:pPr>
+              <w:spacing w:after="0"/>
+            </w:pPr>
+            <w:r>
+              <w:rPr>
+                <w:color w:val="282C34"/>
+                <w:sz w:val="18"/>
+              </w:rPr>
+              <w:t xml:space="preserve">Swings between </w:t>
+            </w:r>
+            <w:r>
+              <w:rPr>
+                <w:i/>
+                <w:color w:val="145AA0"/>
+                <w:sz w:val="18"/>
+              </w:rPr>
+              <w:t>0\,V</w:t>
+            </w:r>
+            <w:r>
+              <w:rPr>
+                <w:color w:val="282C34"/>
+                <w:sz w:val="18"/>
+              </w:rPr>
+              <w:t xml:space="preserve"> and </w:t>
+            </w:r>
+            <w:r>
+              <w:rPr>
+                <w:i/>
+                <w:color w:val="145AA0"/>
+                <w:sz w:val="18"/>
+              </w:rPr>
+              <w:t>+800\,V</w:t>
+            </w:r>
+            <w:r>
+              <w:rPr>
+                <w:color w:val="282C34"/>
+                <w:sz w:val="18"/>
+              </w:rPr>
+              <w:t xml:space="preserve"> at PWM carrier frequency </w:t>
+            </w:r>
+            <w:r>
+              <w:rPr>
+                <w:i/>
+                <w:color w:val="145AA0"/>
+                <w:sz w:val="18"/>
+              </w:rPr>
+              <w:t>f_c = 16\,kHz \dots 20\,kHz</w:t>
+            </w:r>
+            <w:r>
+              <w:rPr>
+                <w:color w:val="282C34"/>
+                <w:sz w:val="18"/>
+              </w:rPr>
+              <w:t>.</w:t>
+            </w:r>
+          </w:p>
+        </w:tc>
+      </w:tr>
+      <w:tr>
+        <w:tc>
+          <w:tcPr>
+            <w:tcW w:type="dxa" w:w="1958"/>
+            <w:tcMar>
+              <w:top w:w="80" w:type="dxa"/>
+              <w:bottom w:w="80" w:type="dxa"/>
+              <w:left w:w="120" w:type="dxa"/>
+              <w:right w:w="120" w:type="dxa"/>
+            </w:tcMar>
+            <w:vAlign w:val="center"/>
+          </w:tcPr>
+          <w:p>
+            <w:pPr>
+              <w:spacing w:after="0"/>
+            </w:pPr>
+            <w:r>
+              <w:rPr>
+                <w:b/>
+                <w:color w:val="282C34"/>
+                <w:sz w:val="18"/>
+              </w:rPr>
+              <w:t>PHASE_V (SW_V)</w:t>
+            </w:r>
+          </w:p>
+        </w:tc>
+        <w:tc>
+          <w:tcPr>
+            <w:tcW w:type="dxa" w:w="1958"/>
+            <w:tcMar>
+              <w:top w:w="80" w:type="dxa"/>
+              <w:bottom w:w="80" w:type="dxa"/>
+              <w:left w:w="120" w:type="dxa"/>
+              <w:right w:w="120" w:type="dxa"/>
+            </w:tcMar>
+            <w:vAlign w:val="center"/>
+          </w:tcPr>
+          <w:p>
+            <w:pPr>
+              <w:spacing w:after="0"/>
+            </w:pPr>
+            <w:r>
+              <w:rPr>
+                <w:i/>
+                <w:color w:val="145AA0"/>
+                <w:sz w:val="18"/>
+              </w:rPr>
+              <w:t>Q_3</w:t>
+            </w:r>
+            <w:r>
+              <w:rPr>
+                <w:color w:val="282C34"/>
+                <w:sz w:val="18"/>
+              </w:rPr>
+              <w:t xml:space="preserve"> Emitter, </w:t>
+            </w:r>
+            <w:r>
+              <w:rPr>
+                <w:i/>
+                <w:color w:val="145AA0"/>
+                <w:sz w:val="18"/>
+              </w:rPr>
+              <w:t>Q_4</w:t>
+            </w:r>
+            <w:r>
+              <w:rPr>
+                <w:color w:val="282C34"/>
+                <w:sz w:val="18"/>
+              </w:rPr>
+              <w:t xml:space="preserve"> Collector</w:t>
+            </w:r>
+          </w:p>
+        </w:tc>
+        <w:tc>
+          <w:tcPr>
+            <w:tcW w:type="dxa" w:w="1958"/>
+            <w:tcMar>
+              <w:top w:w="80" w:type="dxa"/>
+              <w:bottom w:w="80" w:type="dxa"/>
+              <w:left w:w="120" w:type="dxa"/>
+              <w:right w:w="120" w:type="dxa"/>
+            </w:tcMar>
+            <w:vAlign w:val="center"/>
+          </w:tcPr>
+          <w:p>
+            <w:pPr>
+              <w:spacing w:after="0"/>
+            </w:pPr>
+            <w:r>
+              <w:rPr>
+                <w:color w:val="282C34"/>
+                <w:sz w:val="18"/>
+              </w:rPr>
+              <w:t>Current Transducer CT_V, Motor Terminal V</w:t>
+            </w:r>
+          </w:p>
+        </w:tc>
+        <w:tc>
+          <w:tcPr>
+            <w:tcW w:type="dxa" w:w="1958"/>
+            <w:tcMar>
+              <w:top w:w="80" w:type="dxa"/>
+              <w:bottom w:w="80" w:type="dxa"/>
+              <w:left w:w="120" w:type="dxa"/>
+              <w:right w:w="120" w:type="dxa"/>
+            </w:tcMar>
+            <w:vAlign w:val="center"/>
+          </w:tcPr>
+          <w:p>
+            <w:pPr>
+              <w:spacing w:after="0"/>
+            </w:pPr>
+            <w:r>
+              <w:rPr>
+                <w:color w:val="282C34"/>
+                <w:sz w:val="18"/>
+              </w:rPr>
+              <w:t>Phase V high-power switching node</w:t>
+            </w:r>
+          </w:p>
+        </w:tc>
+        <w:tc>
+          <w:tcPr>
+            <w:tcW w:type="dxa" w:w="1958"/>
+            <w:tcMar>
+              <w:top w:w="80" w:type="dxa"/>
+              <w:bottom w:w="80" w:type="dxa"/>
+              <w:left w:w="120" w:type="dxa"/>
+              <w:right w:w="120" w:type="dxa"/>
+            </w:tcMar>
+            <w:vAlign w:val="center"/>
+          </w:tcPr>
+          <w:p>
+            <w:pPr>
+              <w:spacing w:after="0"/>
+            </w:pPr>
+            <w:r>
+              <w:rPr>
+                <w:color w:val="282C34"/>
+                <w:sz w:val="18"/>
+              </w:rPr>
+              <w:t xml:space="preserve">Displaced </w:t>
+            </w:r>
+            <w:r>
+              <w:rPr>
+                <w:i/>
+                <w:color w:val="145AA0"/>
+                <w:sz w:val="18"/>
+              </w:rPr>
+              <w:t>120^\circ</w:t>
+            </w:r>
+            <w:r>
+              <w:rPr>
+                <w:color w:val="282C34"/>
+                <w:sz w:val="18"/>
+              </w:rPr>
+              <w:t xml:space="preserve"> electrically from Phase U; high </w:t>
+            </w:r>
+            <w:r>
+              <w:rPr>
+                <w:i/>
+                <w:color w:val="145AA0"/>
+                <w:sz w:val="18"/>
+              </w:rPr>
+              <w:t>dv/dt</w:t>
+            </w:r>
+            <w:r>
+              <w:rPr>
+                <w:color w:val="282C34"/>
+                <w:sz w:val="18"/>
+              </w:rPr>
+              <w:t xml:space="preserve"> edge rates (</w:t>
+            </w:r>
+            <w:r>
+              <w:rPr>
+                <w:i/>
+                <w:color w:val="145AA0"/>
+                <w:sz w:val="18"/>
+              </w:rPr>
+              <w:t>&gt; 20\,V/ns</w:t>
+            </w:r>
+            <w:r>
+              <w:rPr>
+                <w:color w:val="282C34"/>
+                <w:sz w:val="18"/>
+              </w:rPr>
+              <w:t>).</w:t>
+            </w:r>
+          </w:p>
+        </w:tc>
+      </w:tr>
+      <w:tr>
+        <w:tc>
+          <w:tcPr>
+            <w:tcW w:type="dxa" w:w="1958"/>
+            <w:shd w:fill="F4F7F9"/>
+            <w:tcMar>
+              <w:top w:w="80" w:type="dxa"/>
+              <w:bottom w:w="80" w:type="dxa"/>
+              <w:left w:w="120" w:type="dxa"/>
+              <w:right w:w="120" w:type="dxa"/>
+            </w:tcMar>
+            <w:vAlign w:val="center"/>
+          </w:tcPr>
+          <w:p>
+            <w:pPr>
+              <w:spacing w:after="0"/>
+            </w:pPr>
+            <w:r>
+              <w:rPr>
+                <w:b/>
+                <w:color w:val="282C34"/>
+                <w:sz w:val="18"/>
+              </w:rPr>
+              <w:t>PHASE_W (SW_W)</w:t>
+            </w:r>
+          </w:p>
+        </w:tc>
+        <w:tc>
+          <w:tcPr>
+            <w:tcW w:type="dxa" w:w="1958"/>
+            <w:shd w:fill="F4F7F9"/>
+            <w:tcMar>
+              <w:top w:w="80" w:type="dxa"/>
+              <w:bottom w:w="80" w:type="dxa"/>
+              <w:left w:w="120" w:type="dxa"/>
+              <w:right w:w="120" w:type="dxa"/>
+            </w:tcMar>
+            <w:vAlign w:val="center"/>
+          </w:tcPr>
+          <w:p>
+            <w:pPr>
+              <w:spacing w:after="0"/>
+            </w:pPr>
+            <w:r>
+              <w:rPr>
+                <w:i/>
+                <w:color w:val="145AA0"/>
+                <w:sz w:val="18"/>
+              </w:rPr>
+              <w:t>Q_5</w:t>
+            </w:r>
+            <w:r>
+              <w:rPr>
+                <w:color w:val="282C34"/>
+                <w:sz w:val="18"/>
+              </w:rPr>
+              <w:t xml:space="preserve"> Emitter, </w:t>
+            </w:r>
+            <w:r>
+              <w:rPr>
+                <w:i/>
+                <w:color w:val="145AA0"/>
+                <w:sz w:val="18"/>
+              </w:rPr>
+              <w:t>Q_6</w:t>
+            </w:r>
+            <w:r>
+              <w:rPr>
+                <w:color w:val="282C34"/>
+                <w:sz w:val="18"/>
+              </w:rPr>
+              <w:t xml:space="preserve"> Collector</w:t>
+            </w:r>
+          </w:p>
+        </w:tc>
+        <w:tc>
+          <w:tcPr>
+            <w:tcW w:type="dxa" w:w="1958"/>
+            <w:shd w:fill="F4F7F9"/>
+            <w:tcMar>
+              <w:top w:w="80" w:type="dxa"/>
+              <w:bottom w:w="80" w:type="dxa"/>
+              <w:left w:w="120" w:type="dxa"/>
+              <w:right w:w="120" w:type="dxa"/>
+            </w:tcMar>
+            <w:vAlign w:val="center"/>
+          </w:tcPr>
+          <w:p>
+            <w:pPr>
+              <w:spacing w:after="0"/>
+            </w:pPr>
+            <w:r>
+              <w:rPr>
+                <w:color w:val="282C34"/>
+                <w:sz w:val="18"/>
+              </w:rPr>
+              <w:t>Current Transducer CT_W, Motor Terminal W</w:t>
+            </w:r>
+          </w:p>
+        </w:tc>
+        <w:tc>
+          <w:tcPr>
+            <w:tcW w:type="dxa" w:w="1958"/>
+            <w:shd w:fill="F4F7F9"/>
+            <w:tcMar>
+              <w:top w:w="80" w:type="dxa"/>
+              <w:bottom w:w="80" w:type="dxa"/>
+              <w:left w:w="120" w:type="dxa"/>
+              <w:right w:w="120" w:type="dxa"/>
+            </w:tcMar>
+            <w:vAlign w:val="center"/>
+          </w:tcPr>
+          <w:p>
+            <w:pPr>
+              <w:spacing w:after="0"/>
+            </w:pPr>
+            <w:r>
+              <w:rPr>
+                <w:color w:val="282C34"/>
+                <w:sz w:val="18"/>
+              </w:rPr>
+              <w:t>Phase W high-power switching node</w:t>
+            </w:r>
+          </w:p>
+        </w:tc>
+        <w:tc>
+          <w:tcPr>
+            <w:tcW w:type="dxa" w:w="1958"/>
+            <w:shd w:fill="F4F7F9"/>
+            <w:tcMar>
+              <w:top w:w="80" w:type="dxa"/>
+              <w:bottom w:w="80" w:type="dxa"/>
+              <w:left w:w="120" w:type="dxa"/>
+              <w:right w:w="120" w:type="dxa"/>
+            </w:tcMar>
+            <w:vAlign w:val="center"/>
+          </w:tcPr>
+          <w:p>
+            <w:pPr>
+              <w:spacing w:after="0"/>
+            </w:pPr>
+            <w:r>
+              <w:rPr>
+                <w:color w:val="282C34"/>
+                <w:sz w:val="18"/>
+              </w:rPr>
+              <w:t xml:space="preserve">Displaced </w:t>
+            </w:r>
+            <w:r>
+              <w:rPr>
+                <w:i/>
+                <w:color w:val="145AA0"/>
+                <w:sz w:val="18"/>
+              </w:rPr>
+              <w:t>240^\circ</w:t>
+            </w:r>
+            <w:r>
+              <w:rPr>
+                <w:color w:val="282C34"/>
+                <w:sz w:val="18"/>
+              </w:rPr>
+              <w:t xml:space="preserve"> electrically from Phase U; monitored by inline current transducer.</w:t>
+            </w:r>
+          </w:p>
+        </w:tc>
+      </w:tr>
+      <w:tr>
+        <w:tc>
+          <w:tcPr>
+            <w:tcW w:type="dxa" w:w="1958"/>
+            <w:tcMar>
+              <w:top w:w="80" w:type="dxa"/>
+              <w:bottom w:w="80" w:type="dxa"/>
+              <w:left w:w="120" w:type="dxa"/>
+              <w:right w:w="120" w:type="dxa"/>
+            </w:tcMar>
+            <w:vAlign w:val="center"/>
+          </w:tcPr>
+          <w:p>
+            <w:pPr>
+              <w:spacing w:after="0"/>
+            </w:pPr>
+            <w:r>
+              <w:rPr>
+                <w:b/>
+                <w:color w:val="282C34"/>
+                <w:sz w:val="18"/>
+              </w:rPr>
+              <w:t>I_U / I_V / I_W</w:t>
+            </w:r>
+          </w:p>
+        </w:tc>
+        <w:tc>
+          <w:tcPr>
+            <w:tcW w:type="dxa" w:w="1958"/>
+            <w:tcMar>
+              <w:top w:w="80" w:type="dxa"/>
+              <w:bottom w:w="80" w:type="dxa"/>
+              <w:left w:w="120" w:type="dxa"/>
+              <w:right w:w="120" w:type="dxa"/>
+            </w:tcMar>
+            <w:vAlign w:val="center"/>
+          </w:tcPr>
+          <w:p>
+            <w:pPr>
+              <w:spacing w:after="0"/>
+            </w:pPr>
+            <w:r>
+              <w:rPr>
+                <w:color w:val="282C34"/>
+                <w:sz w:val="18"/>
+              </w:rPr>
+              <w:t>LEM CAB-500 Analog Outputs</w:t>
+            </w:r>
+          </w:p>
+        </w:tc>
+        <w:tc>
+          <w:tcPr>
+            <w:tcW w:type="dxa" w:w="1958"/>
+            <w:tcMar>
+              <w:top w:w="80" w:type="dxa"/>
+              <w:bottom w:w="80" w:type="dxa"/>
+              <w:left w:w="120" w:type="dxa"/>
+              <w:right w:w="120" w:type="dxa"/>
+            </w:tcMar>
+            <w:vAlign w:val="center"/>
+          </w:tcPr>
+          <w:p>
+            <w:pPr>
+              <w:spacing w:after="0"/>
+            </w:pPr>
+            <w:r>
+              <w:rPr>
+                <w:color w:val="282C34"/>
+                <w:sz w:val="18"/>
+              </w:rPr>
+              <w:t>DSP ADC Inputs (ADCIN_A0, A1, A2)</w:t>
+            </w:r>
+          </w:p>
+        </w:tc>
+        <w:tc>
+          <w:tcPr>
+            <w:tcW w:type="dxa" w:w="1958"/>
+            <w:tcMar>
+              <w:top w:w="80" w:type="dxa"/>
+              <w:bottom w:w="80" w:type="dxa"/>
+              <w:left w:w="120" w:type="dxa"/>
+              <w:right w:w="120" w:type="dxa"/>
+            </w:tcMar>
+            <w:vAlign w:val="center"/>
+          </w:tcPr>
+          <w:p>
+            <w:pPr>
+              <w:spacing w:after="0"/>
+            </w:pPr>
+            <w:r>
+              <w:rPr>
+                <w:color w:val="282C34"/>
+                <w:sz w:val="18"/>
+              </w:rPr>
+              <w:t>Instantaneous phase current feedback</w:t>
+            </w:r>
+          </w:p>
+        </w:tc>
+        <w:tc>
+          <w:tcPr>
+            <w:tcW w:type="dxa" w:w="1958"/>
+            <w:tcMar>
+              <w:top w:w="80" w:type="dxa"/>
+              <w:bottom w:w="80" w:type="dxa"/>
+              <w:left w:w="120" w:type="dxa"/>
+              <w:right w:w="120" w:type="dxa"/>
+            </w:tcMar>
+            <w:vAlign w:val="center"/>
+          </w:tcPr>
+          <w:p>
+            <w:pPr>
+              <w:spacing w:after="0"/>
+            </w:pPr>
+            <w:r>
+              <w:rPr>
+                <w:color w:val="282C34"/>
+                <w:sz w:val="18"/>
+              </w:rPr>
+              <w:t xml:space="preserve">Closed-loop Field Oriented Control (FOC / Clarke-Park transforms) requires </w:t>
+            </w:r>
+            <w:r>
+              <w:rPr>
+                <w:i/>
+                <w:color w:val="145AA0"/>
+                <w:sz w:val="18"/>
+              </w:rPr>
+              <w:t>&lt; 1\,µs</w:t>
+            </w:r>
+            <w:r>
+              <w:rPr>
+                <w:color w:val="282C34"/>
+                <w:sz w:val="18"/>
+              </w:rPr>
+              <w:t xml:space="preserve"> sampling latency.</w:t>
+            </w:r>
+          </w:p>
+        </w:tc>
+      </w:tr>
+      <w:tr>
+        <w:tc>
+          <w:tcPr>
+            <w:tcW w:type="dxa" w:w="1958"/>
+            <w:shd w:fill="F4F7F9"/>
+            <w:tcMar>
+              <w:top w:w="80" w:type="dxa"/>
+              <w:bottom w:w="80" w:type="dxa"/>
+              <w:left w:w="120" w:type="dxa"/>
+              <w:right w:w="120" w:type="dxa"/>
+            </w:tcMar>
+            <w:vAlign w:val="center"/>
+          </w:tcPr>
+          <w:p>
+            <w:pPr>
+              <w:spacing w:after="0"/>
+            </w:pPr>
+            <w:r>
+              <w:rPr>
+                <w:b/>
+                <w:color w:val="282C34"/>
+                <w:sz w:val="18"/>
+              </w:rPr>
+              <w:t>GND_DC</w:t>
+            </w:r>
+          </w:p>
+        </w:tc>
+        <w:tc>
+          <w:tcPr>
+            <w:tcW w:type="dxa" w:w="1958"/>
+            <w:shd w:fill="F4F7F9"/>
+            <w:tcMar>
+              <w:top w:w="80" w:type="dxa"/>
+              <w:bottom w:w="80" w:type="dxa"/>
+              <w:left w:w="120" w:type="dxa"/>
+              <w:right w:w="120" w:type="dxa"/>
+            </w:tcMar>
+            <w:vAlign w:val="center"/>
+          </w:tcPr>
+          <w:p>
+            <w:pPr>
+              <w:spacing w:after="0"/>
+            </w:pPr>
+            <w:r>
+              <w:rPr>
+                <w:i/>
+                <w:color w:val="145AA0"/>
+                <w:sz w:val="18"/>
+              </w:rPr>
+              <w:t>Q_2, Q_4, Q_6</w:t>
+            </w:r>
+            <w:r>
+              <w:rPr>
+                <w:color w:val="282C34"/>
+                <w:sz w:val="18"/>
+              </w:rPr>
+              <w:t xml:space="preserve"> Emitters, </w:t>
+            </w:r>
+            <w:r>
+              <w:rPr>
+                <w:i/>
+                <w:color w:val="145AA0"/>
+                <w:sz w:val="18"/>
+              </w:rPr>
+              <w:t>C_{link</w:t>
+            </w:r>
+            <w:r>
+              <w:rPr>
+                <w:color w:val="282C34"/>
+                <w:sz w:val="18"/>
+              </w:rPr>
+              <w:t xml:space="preserve"> (-)</w:t>
+            </w:r>
+          </w:p>
+        </w:tc>
+        <w:tc>
+          <w:tcPr>
+            <w:tcW w:type="dxa" w:w="1958"/>
+            <w:shd w:fill="F4F7F9"/>
+            <w:tcMar>
+              <w:top w:w="80" w:type="dxa"/>
+              <w:bottom w:w="80" w:type="dxa"/>
+              <w:left w:w="120" w:type="dxa"/>
+              <w:right w:w="120" w:type="dxa"/>
+            </w:tcMar>
+            <w:vAlign w:val="center"/>
+          </w:tcPr>
+          <w:p>
+            <w:pPr>
+              <w:spacing w:after="0"/>
+            </w:pPr>
+            <w:r>
+              <w:rPr>
+                <w:color w:val="282C34"/>
+                <w:sz w:val="18"/>
+              </w:rPr>
+              <w:t>DC negative return busbar</w:t>
+            </w:r>
+          </w:p>
+        </w:tc>
+        <w:tc>
+          <w:tcPr>
+            <w:tcW w:type="dxa" w:w="1958"/>
+            <w:shd w:fill="F4F7F9"/>
+            <w:tcMar>
+              <w:top w:w="80" w:type="dxa"/>
+              <w:bottom w:w="80" w:type="dxa"/>
+              <w:left w:w="120" w:type="dxa"/>
+              <w:right w:w="120" w:type="dxa"/>
+            </w:tcMar>
+            <w:vAlign w:val="center"/>
+          </w:tcPr>
+          <w:p>
+            <w:pPr>
+              <w:spacing w:after="0"/>
+            </w:pPr>
+            <w:r>
+              <w:rPr>
+                <w:color w:val="282C34"/>
+                <w:sz w:val="18"/>
+              </w:rPr>
+              <w:t>High-current power return</w:t>
+            </w:r>
+          </w:p>
+        </w:tc>
+        <w:tc>
+          <w:tcPr>
+            <w:tcW w:type="dxa" w:w="1958"/>
+            <w:shd w:fill="F4F7F9"/>
+            <w:tcMar>
+              <w:top w:w="80" w:type="dxa"/>
+              <w:bottom w:w="80" w:type="dxa"/>
+              <w:left w:w="120" w:type="dxa"/>
+              <w:right w:w="120" w:type="dxa"/>
+            </w:tcMar>
+            <w:vAlign w:val="center"/>
+          </w:tcPr>
+          <w:p>
+            <w:pPr>
+              <w:spacing w:after="0"/>
+            </w:pPr>
+            <w:r>
+              <w:rPr>
+                <w:color w:val="282C34"/>
+                <w:sz w:val="18"/>
+              </w:rPr>
+              <w:t>Continuous return busbar; isolated from 12V automotive control chassis ground.</w:t>
+            </w:r>
+          </w:p>
+        </w:tc>
+      </w:tr>
+    </w:tbl>
+    <w:p/>
+    <w:p>
+      <w:pPr>
+        <w:spacing w:before="160" w:after="80"/>
+      </w:pPr>
+      <w:r>
+        <w:rPr>
+          <w:b/>
+          <w:color w:val="4682B4"/>
+          <w:sz w:val="24"/>
+        </w:rPr>
+        <w:t>1.2 Component Bill of Materials &amp; Parametric Specifications:</w:t>
+      </w:r>
+    </w:p>
+    <w:tbl>
+      <w:tblPr>
+        <w:tblW w:type="auto" w:w="0"/>
+        <w:jc w:val="center"/>
+        <w:tblLook w:firstColumn="1" w:firstRow="1" w:lastColumn="0" w:lastRow="0" w:noHBand="0" w:noVBand="1" w:val="04A0"/>
+        <w:tblBorders>
+          <w:top w:val="single" w:sz="4" w:space="0" w:color="D0D7DE"/>
+          <w:left w:val="none"/>
+          <w:bottom w:val="single" w:sz="8" w:space="0" w:color="D0D7DE"/>
+          <w:right w:val="none"/>
+          <w:insideH w:val="single" w:sz="4" w:space="0" w:color="D0D7DE"/>
+          <w:insideV w:val="none"/>
+        </w:tblBorders>
+      </w:tblPr>
+      <w:tblGrid>
+        <w:gridCol w:w="1958"/>
+        <w:gridCol w:w="1958"/>
+        <w:gridCol w:w="1958"/>
+        <w:gridCol w:w="1958"/>
+        <w:gridCol w:w="1958"/>
+      </w:tblGrid>
+      <w:tr>
+        <w:tc>
+          <w:tcPr>
+            <w:tcW w:type="dxa" w:w="1958"/>
+            <w:shd w:fill="204A6E"/>
+            <w:tcMar>
+              <w:top w:w="100" w:type="dxa"/>
+              <w:bottom w:w="100" w:type="dxa"/>
+              <w:left w:w="120" w:type="dxa"/>
+              <w:right w:w="120" w:type="dxa"/>
+            </w:tcMar>
+            <w:vAlign w:val="center"/>
+          </w:tcPr>
+          <w:p>
+            <w:pPr>
+              <w:spacing w:after="0"/>
+            </w:pPr>
+            <w:r>
+              <w:rPr>
+                <w:b/>
+                <w:color w:val="FFFFFF"/>
+                <w:sz w:val="19"/>
+              </w:rPr>
+              <w:t>RefDes</w:t>
+            </w:r>
+          </w:p>
+        </w:tc>
+        <w:tc>
+          <w:tcPr>
+            <w:tcW w:type="dxa" w:w="1958"/>
+            <w:shd w:fill="204A6E"/>
+            <w:tcMar>
+              <w:top w:w="100" w:type="dxa"/>
+              <w:bottom w:w="100" w:type="dxa"/>
+              <w:left w:w="120" w:type="dxa"/>
+              <w:right w:w="120" w:type="dxa"/>
+            </w:tcMar>
+            <w:vAlign w:val="center"/>
+          </w:tcPr>
+          <w:p>
+            <w:pPr>
+              <w:spacing w:after="0"/>
+            </w:pPr>
+            <w:r>
+              <w:rPr>
+                <w:b/>
+                <w:color w:val="FFFFFF"/>
+                <w:sz w:val="19"/>
+              </w:rPr>
+              <w:t>Component Description</w:t>
+            </w:r>
+          </w:p>
+        </w:tc>
+        <w:tc>
+          <w:tcPr>
+            <w:tcW w:type="dxa" w:w="1958"/>
+            <w:shd w:fill="204A6E"/>
+            <w:tcMar>
+              <w:top w:w="100" w:type="dxa"/>
+              <w:bottom w:w="100" w:type="dxa"/>
+              <w:left w:w="120" w:type="dxa"/>
+              <w:right w:w="120" w:type="dxa"/>
+            </w:tcMar>
+            <w:vAlign w:val="center"/>
+          </w:tcPr>
+          <w:p>
+            <w:pPr>
+              <w:spacing w:after="0"/>
+            </w:pPr>
+            <w:r>
+              <w:rPr>
+                <w:b/>
+                <w:color w:val="FFFFFF"/>
+                <w:sz w:val="19"/>
+              </w:rPr>
+              <w:t>Manufacturer &amp; Part Number</w:t>
+            </w:r>
+          </w:p>
+        </w:tc>
+        <w:tc>
+          <w:tcPr>
+            <w:tcW w:type="dxa" w:w="1958"/>
+            <w:shd w:fill="204A6E"/>
+            <w:tcMar>
+              <w:top w:w="100" w:type="dxa"/>
+              <w:bottom w:w="100" w:type="dxa"/>
+              <w:left w:w="120" w:type="dxa"/>
+              <w:right w:w="120" w:type="dxa"/>
+            </w:tcMar>
+            <w:vAlign w:val="center"/>
+          </w:tcPr>
+          <w:p>
+            <w:pPr>
+              <w:spacing w:after="0"/>
+            </w:pPr>
+            <w:r>
+              <w:rPr>
+                <w:b/>
+                <w:color w:val="FFFFFF"/>
+                <w:sz w:val="19"/>
+              </w:rPr>
+              <w:t>Key Electrical Specifications</w:t>
+            </w:r>
+          </w:p>
+        </w:tc>
+        <w:tc>
+          <w:tcPr>
+            <w:tcW w:type="dxa" w:w="1958"/>
+            <w:shd w:fill="204A6E"/>
+            <w:tcMar>
+              <w:top w:w="100" w:type="dxa"/>
+              <w:bottom w:w="100" w:type="dxa"/>
+              <w:left w:w="120" w:type="dxa"/>
+              <w:right w:w="120" w:type="dxa"/>
+            </w:tcMar>
+            <w:vAlign w:val="center"/>
+          </w:tcPr>
+          <w:p>
+            <w:pPr>
+              <w:spacing w:after="0"/>
+            </w:pPr>
+            <w:r>
+              <w:rPr>
+                <w:b/>
+                <w:color w:val="FFFFFF"/>
+                <w:sz w:val="19"/>
+              </w:rPr>
+              <w:t>Critical Design Constraint</w:t>
+            </w:r>
+          </w:p>
+        </w:tc>
+      </w:tr>
+      <w:tr>
+        <w:tc>
+          <w:tcPr>
+            <w:tcW w:type="dxa" w:w="1958"/>
+            <w:tcMar>
+              <w:top w:w="80" w:type="dxa"/>
+              <w:bottom w:w="80" w:type="dxa"/>
+              <w:left w:w="120" w:type="dxa"/>
+              <w:right w:w="120" w:type="dxa"/>
+            </w:tcMar>
+            <w:vAlign w:val="center"/>
+          </w:tcPr>
+          <w:p>
+            <w:pPr>
+              <w:spacing w:after="0"/>
+            </w:pPr>
+            <w:r>
+              <w:rPr>
+                <w:b/>
+                <w:color w:val="282C34"/>
+                <w:sz w:val="18"/>
+              </w:rPr>
+              <w:t>$Q_1 \dots Q_6$</w:t>
+            </w:r>
+          </w:p>
+        </w:tc>
+        <w:tc>
+          <w:tcPr>
+            <w:tcW w:type="dxa" w:w="1958"/>
+            <w:tcMar>
+              <w:top w:w="80" w:type="dxa"/>
+              <w:bottom w:w="80" w:type="dxa"/>
+              <w:left w:w="120" w:type="dxa"/>
+              <w:right w:w="120" w:type="dxa"/>
+            </w:tcMar>
+            <w:vAlign w:val="center"/>
+          </w:tcPr>
+          <w:p>
+            <w:pPr>
+              <w:spacing w:after="0"/>
+            </w:pPr>
+            <w:r>
+              <w:rPr>
+                <w:color w:val="282C34"/>
+                <w:sz w:val="18"/>
+              </w:rPr>
+              <w:t>3-Phase SiC Power Module</w:t>
+            </w:r>
+          </w:p>
+        </w:tc>
+        <w:tc>
+          <w:tcPr>
+            <w:tcW w:type="dxa" w:w="1958"/>
+            <w:tcMar>
+              <w:top w:w="80" w:type="dxa"/>
+              <w:bottom w:w="80" w:type="dxa"/>
+              <w:left w:w="120" w:type="dxa"/>
+              <w:right w:w="120" w:type="dxa"/>
+            </w:tcMar>
+            <w:vAlign w:val="center"/>
+          </w:tcPr>
+          <w:p>
+            <w:pPr>
+              <w:spacing w:after="0"/>
+            </w:pPr>
+            <w:r>
+              <w:rPr>
+                <w:color w:val="282C34"/>
+                <w:sz w:val="18"/>
+              </w:rPr>
+              <w:t>Wolfspeed CAB016M12FM3</w:t>
+            </w:r>
+          </w:p>
+        </w:tc>
+        <w:tc>
+          <w:tcPr>
+            <w:tcW w:type="dxa" w:w="1958"/>
+            <w:tcMar>
+              <w:top w:w="80" w:type="dxa"/>
+              <w:bottom w:w="80" w:type="dxa"/>
+              <w:left w:w="120" w:type="dxa"/>
+              <w:right w:w="120" w:type="dxa"/>
+            </w:tcMar>
+            <w:vAlign w:val="center"/>
+          </w:tcPr>
+          <w:p>
+            <w:pPr>
+              <w:spacing w:after="0"/>
+            </w:pPr>
+            <w:r>
+              <w:rPr>
+                <w:i/>
+                <w:color w:val="145AA0"/>
+                <w:sz w:val="18"/>
+              </w:rPr>
+              <w:t>V_{DS = 1200\,V, I_D = 150\,A, R_{DS(on) = 16\,m\Omega</w:t>
+            </w:r>
+          </w:p>
+        </w:tc>
+        <w:tc>
+          <w:tcPr>
+            <w:tcW w:type="dxa" w:w="1958"/>
+            <w:tcMar>
+              <w:top w:w="80" w:type="dxa"/>
+              <w:bottom w:w="80" w:type="dxa"/>
+              <w:left w:w="120" w:type="dxa"/>
+              <w:right w:w="120" w:type="dxa"/>
+            </w:tcMar>
+            <w:vAlign w:val="center"/>
+          </w:tcPr>
+          <w:p>
+            <w:pPr>
+              <w:spacing w:after="0"/>
+            </w:pPr>
+            <w:r>
+              <w:rPr>
+                <w:color w:val="282C34"/>
+                <w:sz w:val="18"/>
+              </w:rPr>
+              <w:t xml:space="preserve">Half-bridge SiC module; ultra-fast body diode and low switching losses enable </w:t>
+            </w:r>
+            <w:r>
+              <w:rPr>
+                <w:i/>
+                <w:color w:val="145AA0"/>
+                <w:sz w:val="18"/>
+              </w:rPr>
+              <w:t>98.8\%</w:t>
+            </w:r>
+            <w:r>
+              <w:rPr>
+                <w:color w:val="282C34"/>
+                <w:sz w:val="18"/>
+              </w:rPr>
+              <w:t xml:space="preserve"> peak inverter efficiency.</w:t>
+            </w:r>
+          </w:p>
+        </w:tc>
+      </w:tr>
+      <w:tr>
+        <w:tc>
+          <w:tcPr>
+            <w:tcW w:type="dxa" w:w="1958"/>
+            <w:shd w:fill="F4F7F9"/>
+            <w:tcMar>
+              <w:top w:w="80" w:type="dxa"/>
+              <w:bottom w:w="80" w:type="dxa"/>
+              <w:left w:w="120" w:type="dxa"/>
+              <w:right w:w="120" w:type="dxa"/>
+            </w:tcMar>
+            <w:vAlign w:val="center"/>
+          </w:tcPr>
+          <w:p>
+            <w:pPr>
+              <w:spacing w:after="0"/>
+            </w:pPr>
+            <w:r>
+              <w:rPr>
+                <w:b/>
+                <w:color w:val="282C34"/>
+                <w:sz w:val="18"/>
+              </w:rPr>
+              <w:t>$C_{link}$</w:t>
+            </w:r>
+          </w:p>
+        </w:tc>
+        <w:tc>
+          <w:tcPr>
+            <w:tcW w:type="dxa" w:w="1958"/>
+            <w:shd w:fill="F4F7F9"/>
+            <w:tcMar>
+              <w:top w:w="80" w:type="dxa"/>
+              <w:bottom w:w="80" w:type="dxa"/>
+              <w:left w:w="120" w:type="dxa"/>
+              <w:right w:w="120" w:type="dxa"/>
+            </w:tcMar>
+            <w:vAlign w:val="center"/>
+          </w:tcPr>
+          <w:p>
+            <w:pPr>
+              <w:spacing w:after="0"/>
+            </w:pPr>
+            <w:r>
+              <w:rPr>
+                <w:color w:val="282C34"/>
+                <w:sz w:val="18"/>
+              </w:rPr>
+              <w:t>DC Link Film Capacitor</w:t>
+            </w:r>
+          </w:p>
+        </w:tc>
+        <w:tc>
+          <w:tcPr>
+            <w:tcW w:type="dxa" w:w="1958"/>
+            <w:shd w:fill="F4F7F9"/>
+            <w:tcMar>
+              <w:top w:w="80" w:type="dxa"/>
+              <w:bottom w:w="80" w:type="dxa"/>
+              <w:left w:w="120" w:type="dxa"/>
+              <w:right w:w="120" w:type="dxa"/>
+            </w:tcMar>
+            <w:vAlign w:val="center"/>
+          </w:tcPr>
+          <w:p>
+            <w:pPr>
+              <w:spacing w:after="0"/>
+            </w:pPr>
+            <w:r>
+              <w:rPr>
+                <w:color w:val="282C34"/>
+                <w:sz w:val="18"/>
+              </w:rPr>
+              <w:t>KEMET C4AKJBW5500A3MJ</w:t>
+            </w:r>
+          </w:p>
+        </w:tc>
+        <w:tc>
+          <w:tcPr>
+            <w:tcW w:type="dxa" w:w="1958"/>
+            <w:shd w:fill="F4F7F9"/>
+            <w:tcMar>
+              <w:top w:w="80" w:type="dxa"/>
+              <w:bottom w:w="80" w:type="dxa"/>
+              <w:left w:w="120" w:type="dxa"/>
+              <w:right w:w="120" w:type="dxa"/>
+            </w:tcMar>
+            <w:vAlign w:val="center"/>
+          </w:tcPr>
+          <w:p>
+            <w:pPr>
+              <w:spacing w:after="0"/>
+            </w:pPr>
+            <w:r>
+              <w:rPr>
+                <w:i/>
+                <w:color w:val="145AA0"/>
+                <w:sz w:val="18"/>
+              </w:rPr>
+              <w:t>500\,µF, 900\,V_{DC, ESR = 1.2\,m\Omega, I_{ripple = 85\,A_{rms</w:t>
+            </w:r>
+          </w:p>
+        </w:tc>
+        <w:tc>
+          <w:tcPr>
+            <w:tcW w:type="dxa" w:w="1958"/>
+            <w:shd w:fill="F4F7F9"/>
+            <w:tcMar>
+              <w:top w:w="80" w:type="dxa"/>
+              <w:bottom w:w="80" w:type="dxa"/>
+              <w:left w:w="120" w:type="dxa"/>
+              <w:right w:w="120" w:type="dxa"/>
+            </w:tcMar>
+            <w:vAlign w:val="center"/>
+          </w:tcPr>
+          <w:p>
+            <w:pPr>
+              <w:spacing w:after="0"/>
+            </w:pPr>
+            <w:r>
+              <w:rPr>
+                <w:color w:val="282C34"/>
+                <w:sz w:val="18"/>
+              </w:rPr>
+              <w:t>Handles severe triangular RMS ripple current drawn by 3-phase Space Vector PWM modulation.</w:t>
+            </w:r>
+          </w:p>
+        </w:tc>
+      </w:tr>
+      <w:tr>
+        <w:tc>
+          <w:tcPr>
+            <w:tcW w:type="dxa" w:w="1958"/>
+            <w:tcMar>
+              <w:top w:w="80" w:type="dxa"/>
+              <w:bottom w:w="80" w:type="dxa"/>
+              <w:left w:w="120" w:type="dxa"/>
+              <w:right w:w="120" w:type="dxa"/>
+            </w:tcMar>
+            <w:vAlign w:val="center"/>
+          </w:tcPr>
+          <w:p>
+            <w:pPr>
+              <w:spacing w:after="0"/>
+            </w:pPr>
+            <w:r>
+              <w:rPr>
+                <w:b/>
+                <w:color w:val="282C34"/>
+                <w:sz w:val="18"/>
+              </w:rPr>
+              <w:t>$U_{drv1-6}$</w:t>
+            </w:r>
+          </w:p>
+        </w:tc>
+        <w:tc>
+          <w:tcPr>
+            <w:tcW w:type="dxa" w:w="1958"/>
+            <w:tcMar>
+              <w:top w:w="80" w:type="dxa"/>
+              <w:bottom w:w="80" w:type="dxa"/>
+              <w:left w:w="120" w:type="dxa"/>
+              <w:right w:w="120" w:type="dxa"/>
+            </w:tcMar>
+            <w:vAlign w:val="center"/>
+          </w:tcPr>
+          <w:p>
+            <w:pPr>
+              <w:spacing w:after="0"/>
+            </w:pPr>
+            <w:r>
+              <w:rPr>
+                <w:color w:val="282C34"/>
+                <w:sz w:val="18"/>
+              </w:rPr>
+              <w:t>Isolated Smart Gate Drivers</w:t>
+            </w:r>
+          </w:p>
+        </w:tc>
+        <w:tc>
+          <w:tcPr>
+            <w:tcW w:type="dxa" w:w="1958"/>
+            <w:tcMar>
+              <w:top w:w="80" w:type="dxa"/>
+              <w:bottom w:w="80" w:type="dxa"/>
+              <w:left w:w="120" w:type="dxa"/>
+              <w:right w:w="120" w:type="dxa"/>
+            </w:tcMar>
+            <w:vAlign w:val="center"/>
+          </w:tcPr>
+          <w:p>
+            <w:pPr>
+              <w:spacing w:after="0"/>
+            </w:pPr>
+            <w:r>
+              <w:rPr>
+                <w:color w:val="282C34"/>
+                <w:sz w:val="18"/>
+              </w:rPr>
+              <w:t>TI UCC21750DW</w:t>
+            </w:r>
+          </w:p>
+        </w:tc>
+        <w:tc>
+          <w:tcPr>
+            <w:tcW w:type="dxa" w:w="1958"/>
+            <w:tcMar>
+              <w:top w:w="80" w:type="dxa"/>
+              <w:bottom w:w="80" w:type="dxa"/>
+              <w:left w:w="120" w:type="dxa"/>
+              <w:right w:w="120" w:type="dxa"/>
+            </w:tcMar>
+            <w:vAlign w:val="center"/>
+          </w:tcPr>
+          <w:p>
+            <w:pPr>
+              <w:spacing w:after="0"/>
+            </w:pPr>
+            <w:r>
+              <w:rPr>
+                <w:i/>
+                <w:color w:val="145AA0"/>
+                <w:sz w:val="18"/>
+              </w:rPr>
+              <w:t>5.7\,kV_{RMS</w:t>
+            </w:r>
+            <w:r>
+              <w:rPr>
+                <w:color w:val="282C34"/>
+                <w:sz w:val="18"/>
+              </w:rPr>
+              <w:t xml:space="preserve"> isolation, </w:t>
+            </w:r>
+            <w:r>
+              <w:rPr>
+                <w:i/>
+                <w:color w:val="145AA0"/>
+                <w:sz w:val="18"/>
+              </w:rPr>
+              <w:t>10\,A</w:t>
+            </w:r>
+            <w:r>
+              <w:rPr>
+                <w:color w:val="282C34"/>
+                <w:sz w:val="18"/>
+              </w:rPr>
+              <w:t xml:space="preserve"> sink/source, integrated DESAT &amp; AMC</w:t>
+            </w:r>
+          </w:p>
+        </w:tc>
+        <w:tc>
+          <w:tcPr>
+            <w:tcW w:type="dxa" w:w="1958"/>
+            <w:tcMar>
+              <w:top w:w="80" w:type="dxa"/>
+              <w:bottom w:w="80" w:type="dxa"/>
+              <w:left w:w="120" w:type="dxa"/>
+              <w:right w:w="120" w:type="dxa"/>
+            </w:tcMar>
+            <w:vAlign w:val="center"/>
+          </w:tcPr>
+          <w:p>
+            <w:pPr>
+              <w:spacing w:after="0"/>
+            </w:pPr>
+            <w:r>
+              <w:rPr>
+                <w:color w:val="282C34"/>
+                <w:sz w:val="18"/>
+              </w:rPr>
+              <w:t>Fast Overcurrent Desaturation (DESAT) shutdown (</w:t>
+            </w:r>
+            <w:r>
+              <w:rPr>
+                <w:i/>
+                <w:color w:val="145AA0"/>
+                <w:sz w:val="18"/>
+              </w:rPr>
+              <w:t>&lt; 200\,ns</w:t>
+            </w:r>
+            <w:r>
+              <w:rPr>
+                <w:color w:val="282C34"/>
+                <w:sz w:val="18"/>
+              </w:rPr>
+              <w:t>) protects SiC switches during phase short-circuits.</w:t>
+            </w:r>
+          </w:p>
+        </w:tc>
+      </w:tr>
+      <w:tr>
+        <w:tc>
+          <w:tcPr>
+            <w:tcW w:type="dxa" w:w="1958"/>
+            <w:shd w:fill="F4F7F9"/>
+            <w:tcMar>
+              <w:top w:w="80" w:type="dxa"/>
+              <w:bottom w:w="80" w:type="dxa"/>
+              <w:left w:w="120" w:type="dxa"/>
+              <w:right w:w="120" w:type="dxa"/>
+            </w:tcMar>
+            <w:vAlign w:val="center"/>
+          </w:tcPr>
+          <w:p>
+            <w:pPr>
+              <w:spacing w:after="0"/>
+            </w:pPr>
+            <w:r>
+              <w:rPr>
+                <w:b/>
+                <w:color w:val="282C34"/>
+                <w:sz w:val="18"/>
+              </w:rPr>
+              <w:t>$CT_{U,V,W}$</w:t>
+            </w:r>
+          </w:p>
+        </w:tc>
+        <w:tc>
+          <w:tcPr>
+            <w:tcW w:type="dxa" w:w="1958"/>
+            <w:shd w:fill="F4F7F9"/>
+            <w:tcMar>
+              <w:top w:w="80" w:type="dxa"/>
+              <w:bottom w:w="80" w:type="dxa"/>
+              <w:left w:w="120" w:type="dxa"/>
+              <w:right w:w="120" w:type="dxa"/>
+            </w:tcMar>
+            <w:vAlign w:val="center"/>
+          </w:tcPr>
+          <w:p>
+            <w:pPr>
+              <w:spacing w:after="0"/>
+            </w:pPr>
+            <w:r>
+              <w:rPr>
+                <w:color w:val="282C34"/>
+                <w:sz w:val="18"/>
+              </w:rPr>
+              <w:t>Automotive Hall Current Sensors</w:t>
+            </w:r>
+          </w:p>
+        </w:tc>
+        <w:tc>
+          <w:tcPr>
+            <w:tcW w:type="dxa" w:w="1958"/>
+            <w:shd w:fill="F4F7F9"/>
+            <w:tcMar>
+              <w:top w:w="80" w:type="dxa"/>
+              <w:bottom w:w="80" w:type="dxa"/>
+              <w:left w:w="120" w:type="dxa"/>
+              <w:right w:w="120" w:type="dxa"/>
+            </w:tcMar>
+            <w:vAlign w:val="center"/>
+          </w:tcPr>
+          <w:p>
+            <w:pPr>
+              <w:spacing w:after="0"/>
+            </w:pPr>
+            <w:r>
+              <w:rPr>
+                <w:color w:val="282C34"/>
+                <w:sz w:val="18"/>
+              </w:rPr>
+              <w:t>LEM CAB 500-C/SP5</w:t>
+            </w:r>
+          </w:p>
+        </w:tc>
+        <w:tc>
+          <w:tcPr>
+            <w:tcW w:type="dxa" w:w="1958"/>
+            <w:shd w:fill="F4F7F9"/>
+            <w:tcMar>
+              <w:top w:w="80" w:type="dxa"/>
+              <w:bottom w:w="80" w:type="dxa"/>
+              <w:left w:w="120" w:type="dxa"/>
+              <w:right w:w="120" w:type="dxa"/>
+            </w:tcMar>
+            <w:vAlign w:val="center"/>
+          </w:tcPr>
+          <w:p>
+            <w:pPr>
+              <w:spacing w:after="0"/>
+            </w:pPr>
+            <w:r>
+              <w:rPr>
+                <w:i/>
+                <w:color w:val="145AA0"/>
+                <w:sz w:val="18"/>
+              </w:rPr>
+              <w:t>± 500\,A</w:t>
+            </w:r>
+            <w:r>
+              <w:rPr>
+                <w:color w:val="282C34"/>
+                <w:sz w:val="18"/>
+              </w:rPr>
+              <w:t xml:space="preserve"> primary range, </w:t>
+            </w:r>
+            <w:r>
+              <w:rPr>
+                <w:i/>
+                <w:color w:val="145AA0"/>
+                <w:sz w:val="18"/>
+              </w:rPr>
+              <w:t>0.5\%</w:t>
+            </w:r>
+            <w:r>
+              <w:rPr>
+                <w:color w:val="282C34"/>
+                <w:sz w:val="18"/>
+              </w:rPr>
+              <w:t xml:space="preserve"> accuracy, CAN / analog output</w:t>
+            </w:r>
+          </w:p>
+        </w:tc>
+        <w:tc>
+          <w:tcPr>
+            <w:tcW w:type="dxa" w:w="1958"/>
+            <w:shd w:fill="F4F7F9"/>
+            <w:tcMar>
+              <w:top w:w="80" w:type="dxa"/>
+              <w:bottom w:w="80" w:type="dxa"/>
+              <w:left w:w="120" w:type="dxa"/>
+              <w:right w:w="120" w:type="dxa"/>
+            </w:tcMar>
+            <w:vAlign w:val="center"/>
+          </w:tcPr>
+          <w:p>
+            <w:pPr>
+              <w:spacing w:after="0"/>
+            </w:pPr>
+            <w:r>
+              <w:rPr>
+                <w:color w:val="282C34"/>
+                <w:sz w:val="18"/>
+              </w:rPr>
+              <w:t>High galvanic isolation; measures DC and AC phase currents without inserting series resistance into motor cables.</w:t>
+            </w:r>
+          </w:p>
+        </w:tc>
+      </w:tr>
+      <w:tr>
+        <w:tc>
+          <w:tcPr>
+            <w:tcW w:type="dxa" w:w="1958"/>
+            <w:tcMar>
+              <w:top w:w="80" w:type="dxa"/>
+              <w:bottom w:w="80" w:type="dxa"/>
+              <w:left w:w="120" w:type="dxa"/>
+              <w:right w:w="120" w:type="dxa"/>
+            </w:tcMar>
+            <w:vAlign w:val="center"/>
+          </w:tcPr>
+          <w:p>
+            <w:pPr>
+              <w:spacing w:after="0"/>
+            </w:pPr>
+            <w:r>
+              <w:rPr>
+                <w:b/>
+                <w:color w:val="282C34"/>
+                <w:sz w:val="18"/>
+              </w:rPr>
+              <w:t>$U_{ctrl}$</w:t>
+            </w:r>
+          </w:p>
+        </w:tc>
+        <w:tc>
+          <w:tcPr>
+            <w:tcW w:type="dxa" w:w="1958"/>
+            <w:tcMar>
+              <w:top w:w="80" w:type="dxa"/>
+              <w:bottom w:w="80" w:type="dxa"/>
+              <w:left w:w="120" w:type="dxa"/>
+              <w:right w:w="120" w:type="dxa"/>
+            </w:tcMar>
+            <w:vAlign w:val="center"/>
+          </w:tcPr>
+          <w:p>
+            <w:pPr>
+              <w:spacing w:after="0"/>
+            </w:pPr>
+            <w:r>
+              <w:rPr>
+                <w:color w:val="282C34"/>
+                <w:sz w:val="18"/>
+              </w:rPr>
+              <w:t>Central Motor Control MCU</w:t>
+            </w:r>
+          </w:p>
+        </w:tc>
+        <w:tc>
+          <w:tcPr>
+            <w:tcW w:type="dxa" w:w="1958"/>
+            <w:tcMar>
+              <w:top w:w="80" w:type="dxa"/>
+              <w:bottom w:w="80" w:type="dxa"/>
+              <w:left w:w="120" w:type="dxa"/>
+              <w:right w:w="120" w:type="dxa"/>
+            </w:tcMar>
+            <w:vAlign w:val="center"/>
+          </w:tcPr>
+          <w:p>
+            <w:pPr>
+              <w:spacing w:after="0"/>
+            </w:pPr>
+            <w:r>
+              <w:rPr>
+                <w:color w:val="282C34"/>
+                <w:sz w:val="18"/>
+              </w:rPr>
+              <w:t>TI TMS320F28379D</w:t>
+            </w:r>
+          </w:p>
+        </w:tc>
+        <w:tc>
+          <w:tcPr>
+            <w:tcW w:type="dxa" w:w="1958"/>
+            <w:tcMar>
+              <w:top w:w="80" w:type="dxa"/>
+              <w:bottom w:w="80" w:type="dxa"/>
+              <w:left w:w="120" w:type="dxa"/>
+              <w:right w:w="120" w:type="dxa"/>
+            </w:tcMar>
+            <w:vAlign w:val="center"/>
+          </w:tcPr>
+          <w:p>
+            <w:pPr>
+              <w:spacing w:after="0"/>
+            </w:pPr>
+            <w:r>
+              <w:rPr>
+                <w:color w:val="282C34"/>
+                <w:sz w:val="18"/>
+              </w:rPr>
+              <w:t>Dual-Core 32-bit floating-point C28x DSP, Trigonometric Math Unit</w:t>
+            </w:r>
+          </w:p>
+        </w:tc>
+        <w:tc>
+          <w:tcPr>
+            <w:tcW w:type="dxa" w:w="1958"/>
+            <w:tcMar>
+              <w:top w:w="80" w:type="dxa"/>
+              <w:bottom w:w="80" w:type="dxa"/>
+              <w:left w:w="120" w:type="dxa"/>
+              <w:right w:w="120" w:type="dxa"/>
+            </w:tcMar>
+            <w:vAlign w:val="center"/>
+          </w:tcPr>
+          <w:p>
+            <w:pPr>
+              <w:spacing w:after="0"/>
+            </w:pPr>
+            <w:r>
+              <w:rPr>
+                <w:color w:val="282C34"/>
+                <w:sz w:val="18"/>
+              </w:rPr>
+              <w:t xml:space="preserve">Computes Space Vector PWM (SVPWM) switching vectors </w:t>
+            </w:r>
+            <w:r>
+              <w:rPr>
+                <w:i/>
+                <w:color w:val="145AA0"/>
+                <w:sz w:val="18"/>
+              </w:rPr>
+              <w:t>V_0 \dots V_7</w:t>
+            </w:r>
+            <w:r>
+              <w:rPr>
+                <w:color w:val="282C34"/>
+                <w:sz w:val="18"/>
+              </w:rPr>
+              <w:t xml:space="preserve"> in real-time every </w:t>
+            </w:r>
+            <w:r>
+              <w:rPr>
+                <w:i/>
+                <w:color w:val="145AA0"/>
+                <w:sz w:val="18"/>
+              </w:rPr>
+              <w:t>50\,µs</w:t>
+            </w:r>
+            <w:r>
+              <w:rPr>
+                <w:color w:val="282C34"/>
+                <w:sz w:val="18"/>
+              </w:rPr>
+              <w:t>.</w:t>
             </w:r>
           </w:p>
         </w:tc>

--- a/vvdn/converters/dc-ac/three-phase-inverters.docx
+++ b/vvdn/converters/dc-ac/three-phase-inverters.docx
@@ -470,33 +470,10 @@
             </w:pPr>
             <w:r>
               <w:rPr>
-                <w:i/>
-                <w:color w:val="145AA0"/>
-                <w:sz w:val="18"/>
-              </w:rPr>
-              <w:t>C_{link</w:t>
-            </w:r>
-            <w:r>
-              <w:rPr>
                 <w:color w:val="282C34"/>
                 <w:sz w:val="18"/>
               </w:rPr>
-              <w:t xml:space="preserve"> (+), </w:t>
-            </w:r>
-            <w:r>
-              <w:rPr>
-                <w:i/>
-                <w:color w:val="145AA0"/>
-                <w:sz w:val="18"/>
-              </w:rPr>
-              <w:t>Q_1, Q_3, Q_5</w:t>
-            </w:r>
-            <w:r>
-              <w:rPr>
-                <w:color w:val="282C34"/>
-                <w:sz w:val="18"/>
-              </w:rPr>
-              <w:t xml:space="preserve"> Collectors/Drains</w:t>
+              <w:t>C_link (+), Q_1, Q_3, Q_5 Collectors/Drains</w:t>
             </w:r>
           </w:p>
         </w:tc>
@@ -544,22 +521,7 @@
                 <w:color w:val="282C34"/>
                 <w:sz w:val="18"/>
               </w:rPr>
-              <w:t>Symmetrical planar laminated copper busbar minimizes stray parasitic inductance (</w:t>
-            </w:r>
-            <w:r>
-              <w:rPr>
-                <w:i/>
-                <w:color w:val="145AA0"/>
-                <w:sz w:val="18"/>
-              </w:rPr>
-              <w:t>L_{stray &lt; 15\,nH</w:t>
-            </w:r>
-            <w:r>
-              <w:rPr>
-                <w:color w:val="282C34"/>
-                <w:sz w:val="18"/>
-              </w:rPr>
-              <w:t>).</w:t>
+              <w:t>Symmetrical planar laminated copper busbar minimizes stray parasitic inductance (L_stray &lt; 15 nH).</w:t>
             </w:r>
           </w:p>
         </w:tc>
@@ -609,33 +571,10 @@
             </w:pPr>
             <w:r>
               <w:rPr>
-                <w:i/>
-                <w:color w:val="145AA0"/>
-                <w:sz w:val="18"/>
-              </w:rPr>
-              <w:t>Q_1</w:t>
-            </w:r>
-            <w:r>
-              <w:rPr>
                 <w:color w:val="282C34"/>
                 <w:sz w:val="18"/>
               </w:rPr>
-              <w:t xml:space="preserve"> Emitter, </w:t>
-            </w:r>
-            <w:r>
-              <w:rPr>
-                <w:i/>
-                <w:color w:val="145AA0"/>
-                <w:sz w:val="18"/>
-              </w:rPr>
-              <w:t>Q_2</w:t>
-            </w:r>
-            <w:r>
-              <w:rPr>
-                <w:color w:val="282C34"/>
-                <w:sz w:val="18"/>
-              </w:rPr>
-              <w:t xml:space="preserve"> Collector</w:t>
+              <w:t>Q_1 Emitter, Q_2 Collector</w:t>
             </w:r>
           </w:p>
         </w:tc>
@@ -710,52 +649,7 @@
                 <w:color w:val="282C34"/>
                 <w:sz w:val="18"/>
               </w:rPr>
-              <w:t xml:space="preserve">Swings between </w:t>
-            </w:r>
-            <w:r>
-              <w:rPr>
-                <w:i/>
-                <w:color w:val="145AA0"/>
-                <w:sz w:val="18"/>
-              </w:rPr>
-              <w:t>0\,V</w:t>
-            </w:r>
-            <w:r>
-              <w:rPr>
-                <w:color w:val="282C34"/>
-                <w:sz w:val="18"/>
-              </w:rPr>
-              <w:t xml:space="preserve"> and </w:t>
-            </w:r>
-            <w:r>
-              <w:rPr>
-                <w:i/>
-                <w:color w:val="145AA0"/>
-                <w:sz w:val="18"/>
-              </w:rPr>
-              <w:t>+800\,V</w:t>
-            </w:r>
-            <w:r>
-              <w:rPr>
-                <w:color w:val="282C34"/>
-                <w:sz w:val="18"/>
-              </w:rPr>
-              <w:t xml:space="preserve"> at PWM carrier frequency </w:t>
-            </w:r>
-            <w:r>
-              <w:rPr>
-                <w:i/>
-                <w:color w:val="145AA0"/>
-                <w:sz w:val="18"/>
-              </w:rPr>
-              <w:t>f_c = 16\,kHz \dots 20\,kHz</w:t>
-            </w:r>
-            <w:r>
-              <w:rPr>
-                <w:color w:val="282C34"/>
-                <w:sz w:val="18"/>
-              </w:rPr>
-              <w:t>.</w:t>
+              <w:t>Swings between 0 V and +800 V at PWM carrier frequency f_c = 16 kHz ... 20 kHz.</w:t>
             </w:r>
           </w:p>
         </w:tc>
@@ -803,33 +697,10 @@
             </w:pPr>
             <w:r>
               <w:rPr>
-                <w:i/>
-                <w:color w:val="145AA0"/>
-                <w:sz w:val="18"/>
-              </w:rPr>
-              <w:t>Q_3</w:t>
-            </w:r>
-            <w:r>
-              <w:rPr>
                 <w:color w:val="282C34"/>
                 <w:sz w:val="18"/>
               </w:rPr>
-              <w:t xml:space="preserve"> Emitter, </w:t>
-            </w:r>
-            <w:r>
-              <w:rPr>
-                <w:i/>
-                <w:color w:val="145AA0"/>
-                <w:sz w:val="18"/>
-              </w:rPr>
-              <w:t>Q_4</w:t>
-            </w:r>
-            <w:r>
-              <w:rPr>
-                <w:color w:val="282C34"/>
-                <w:sz w:val="18"/>
-              </w:rPr>
-              <w:t xml:space="preserve"> Collector</w:t>
+              <w:t>Q_3 Emitter, Q_4 Collector</w:t>
             </w:r>
           </w:p>
         </w:tc>
@@ -901,52 +772,7 @@
                 <w:color w:val="282C34"/>
                 <w:sz w:val="18"/>
               </w:rPr>
-              <w:t xml:space="preserve">Displaced </w:t>
-            </w:r>
-            <w:r>
-              <w:rPr>
-                <w:i/>
-                <w:color w:val="145AA0"/>
-                <w:sz w:val="18"/>
-              </w:rPr>
-              <w:t>120^\circ</w:t>
-            </w:r>
-            <w:r>
-              <w:rPr>
-                <w:color w:val="282C34"/>
-                <w:sz w:val="18"/>
-              </w:rPr>
-              <w:t xml:space="preserve"> electrically from Phase U; high </w:t>
-            </w:r>
-            <w:r>
-              <w:rPr>
-                <w:i/>
-                <w:color w:val="145AA0"/>
-                <w:sz w:val="18"/>
-              </w:rPr>
-              <w:t>dv/dt</w:t>
-            </w:r>
-            <w:r>
-              <w:rPr>
-                <w:color w:val="282C34"/>
-                <w:sz w:val="18"/>
-              </w:rPr>
-              <w:t xml:space="preserve"> edge rates (</w:t>
-            </w:r>
-            <w:r>
-              <w:rPr>
-                <w:i/>
-                <w:color w:val="145AA0"/>
-                <w:sz w:val="18"/>
-              </w:rPr>
-              <w:t>&gt; 20\,V/ns</w:t>
-            </w:r>
-            <w:r>
-              <w:rPr>
-                <w:color w:val="282C34"/>
-                <w:sz w:val="18"/>
-              </w:rPr>
-              <w:t>).</w:t>
+              <w:t>Displaced 120° electrically from Phase U; high dv/dt edge rates (&gt; 20 V/ns).</w:t>
             </w:r>
           </w:p>
         </w:tc>
@@ -996,33 +822,10 @@
             </w:pPr>
             <w:r>
               <w:rPr>
-                <w:i/>
-                <w:color w:val="145AA0"/>
-                <w:sz w:val="18"/>
-              </w:rPr>
-              <w:t>Q_5</w:t>
-            </w:r>
-            <w:r>
-              <w:rPr>
                 <w:color w:val="282C34"/>
                 <w:sz w:val="18"/>
               </w:rPr>
-              <w:t xml:space="preserve"> Emitter, </w:t>
-            </w:r>
-            <w:r>
-              <w:rPr>
-                <w:i/>
-                <w:color w:val="145AA0"/>
-                <w:sz w:val="18"/>
-              </w:rPr>
-              <w:t>Q_6</w:t>
-            </w:r>
-            <w:r>
-              <w:rPr>
-                <w:color w:val="282C34"/>
-                <w:sz w:val="18"/>
-              </w:rPr>
-              <w:t xml:space="preserve"> Collector</w:t>
+              <w:t>Q_5 Emitter, Q_6 Collector</w:t>
             </w:r>
           </w:p>
         </w:tc>
@@ -1097,22 +900,7 @@
                 <w:color w:val="282C34"/>
                 <w:sz w:val="18"/>
               </w:rPr>
-              <w:t xml:space="preserve">Displaced </w:t>
-            </w:r>
-            <w:r>
-              <w:rPr>
-                <w:i/>
-                <w:color w:val="145AA0"/>
-                <w:sz w:val="18"/>
-              </w:rPr>
-              <w:t>240^\circ</w:t>
-            </w:r>
-            <w:r>
-              <w:rPr>
-                <w:color w:val="282C34"/>
-                <w:sz w:val="18"/>
-              </w:rPr>
-              <w:t xml:space="preserve"> electrically from Phase U; monitored by inline current transducer.</w:t>
+              <w:t>Displaced 240° electrically from Phase U; monitored by inline current transducer.</w:t>
             </w:r>
           </w:p>
         </w:tc>
@@ -1235,22 +1023,7 @@
                 <w:color w:val="282C34"/>
                 <w:sz w:val="18"/>
               </w:rPr>
-              <w:t xml:space="preserve">Closed-loop Field Oriented Control (FOC / Clarke-Park transforms) requires </w:t>
-            </w:r>
-            <w:r>
-              <w:rPr>
-                <w:i/>
-                <w:color w:val="145AA0"/>
-                <w:sz w:val="18"/>
-              </w:rPr>
-              <w:t>&lt; 1\,µs</w:t>
-            </w:r>
-            <w:r>
-              <w:rPr>
-                <w:color w:val="282C34"/>
-                <w:sz w:val="18"/>
-              </w:rPr>
-              <w:t xml:space="preserve"> sampling latency.</w:t>
+              <w:t>Closed-loop Field Oriented Control (FOC / Clarke-Park transforms) requires &lt; 1 µs sampling latency.</w:t>
             </w:r>
           </w:p>
         </w:tc>
@@ -1300,33 +1073,10 @@
             </w:pPr>
             <w:r>
               <w:rPr>
-                <w:i/>
-                <w:color w:val="145AA0"/>
-                <w:sz w:val="18"/>
-              </w:rPr>
-              <w:t>Q_2, Q_4, Q_6</w:t>
-            </w:r>
-            <w:r>
-              <w:rPr>
                 <w:color w:val="282C34"/>
                 <w:sz w:val="18"/>
               </w:rPr>
-              <w:t xml:space="preserve"> Emitters, </w:t>
-            </w:r>
-            <w:r>
-              <w:rPr>
-                <w:i/>
-                <w:color w:val="145AA0"/>
-                <w:sz w:val="18"/>
-              </w:rPr>
-              <w:t>C_{link</w:t>
-            </w:r>
-            <w:r>
-              <w:rPr>
-                <w:color w:val="282C34"/>
-                <w:sz w:val="18"/>
-              </w:rPr>
-              <w:t xml:space="preserve"> (-)</w:t>
+              <w:t>Q_2, Q_4, Q_6 Emitters, C_link (-)</w:t>
             </w:r>
           </w:p>
         </w:tc>
@@ -1596,7 +1346,7 @@
                 <w:color w:val="282C34"/>
                 <w:sz w:val="18"/>
               </w:rPr>
-              <w:t>$Q_1 \dots Q_6$</w:t>
+              <w:t>Q_1 ... Q_6</w:t>
             </w:r>
           </w:p>
         </w:tc>
@@ -1665,11 +1415,10 @@
             </w:pPr>
             <w:r>
               <w:rPr>
-                <w:i/>
-                <w:color w:val="145AA0"/>
+                <w:color w:val="282C34"/>
                 <w:sz w:val="18"/>
               </w:rPr>
-              <w:t>V_{DS = 1200\,V, I_D = 150\,A, R_{DS(on) = 16\,m\Omega</w:t>
+              <w:t>V_DS = 1200 V, I_D = 150 A, R_DS(on) = 16 mΩ</w:t>
             </w:r>
           </w:p>
         </w:tc>
@@ -1693,22 +1442,7 @@
                 <w:color w:val="282C34"/>
                 <w:sz w:val="18"/>
               </w:rPr>
-              <w:t xml:space="preserve">Half-bridge SiC module; ultra-fast body diode and low switching losses enable </w:t>
-            </w:r>
-            <w:r>
-              <w:rPr>
-                <w:i/>
-                <w:color w:val="145AA0"/>
-                <w:sz w:val="18"/>
-              </w:rPr>
-              <w:t>98.8\%</w:t>
-            </w:r>
-            <w:r>
-              <w:rPr>
-                <w:color w:val="282C34"/>
-                <w:sz w:val="18"/>
-              </w:rPr>
-              <w:t xml:space="preserve"> peak inverter efficiency.</w:t>
+              <w:t>Half-bridge SiC module; ultra-fast body diode and low switching losses enable 98.8\% peak inverter efficiency.</w:t>
             </w:r>
           </w:p>
         </w:tc>
@@ -1736,7 +1470,7 @@
                 <w:color w:val="282C34"/>
                 <w:sz w:val="18"/>
               </w:rPr>
-              <w:t>$C_{link}$</w:t>
+              <w:t>C_link</w:t>
             </w:r>
           </w:p>
         </w:tc>
@@ -1808,11 +1542,10 @@
             </w:pPr>
             <w:r>
               <w:rPr>
-                <w:i/>
-                <w:color w:val="145AA0"/>
+                <w:color w:val="282C34"/>
                 <w:sz w:val="18"/>
               </w:rPr>
-              <w:t>500\,µF, 900\,V_{DC, ESR = 1.2\,m\Omega, I_{ripple = 85\,A_{rms</w:t>
+              <w:t>500 µF, 900 V_DC, ESR = 1.2 mΩ, I_ripple = 85 A_rms</w:t>
             </w:r>
           </w:p>
         </w:tc>
@@ -1864,7 +1597,7 @@
                 <w:color w:val="282C34"/>
                 <w:sz w:val="18"/>
               </w:rPr>
-              <w:t>$U_{drv1-6}$</w:t>
+              <w:t>U_drv1-6</w:t>
             </w:r>
           </w:p>
         </w:tc>
@@ -1933,33 +1666,10 @@
             </w:pPr>
             <w:r>
               <w:rPr>
-                <w:i/>
-                <w:color w:val="145AA0"/>
-                <w:sz w:val="18"/>
-              </w:rPr>
-              <w:t>5.7\,kV_{RMS</w:t>
-            </w:r>
-            <w:r>
-              <w:rPr>
                 <w:color w:val="282C34"/>
                 <w:sz w:val="18"/>
               </w:rPr>
-              <w:t xml:space="preserve"> isolation, </w:t>
-            </w:r>
-            <w:r>
-              <w:rPr>
-                <w:i/>
-                <w:color w:val="145AA0"/>
-                <w:sz w:val="18"/>
-              </w:rPr>
-              <w:t>10\,A</w:t>
-            </w:r>
-            <w:r>
-              <w:rPr>
-                <w:color w:val="282C34"/>
-                <w:sz w:val="18"/>
-              </w:rPr>
-              <w:t xml:space="preserve"> sink/source, integrated DESAT &amp; AMC</w:t>
+              <w:t>5.7 kV_RMS isolation, 10 A sink/source, integrated DESAT &amp; AMC</w:t>
             </w:r>
           </w:p>
         </w:tc>
@@ -1983,22 +1693,7 @@
                 <w:color w:val="282C34"/>
                 <w:sz w:val="18"/>
               </w:rPr>
-              <w:t>Fast Overcurrent Desaturation (DESAT) shutdown (</w:t>
-            </w:r>
-            <w:r>
-              <w:rPr>
-                <w:i/>
-                <w:color w:val="145AA0"/>
-                <w:sz w:val="18"/>
-              </w:rPr>
-              <w:t>&lt; 200\,ns</w:t>
-            </w:r>
-            <w:r>
-              <w:rPr>
-                <w:color w:val="282C34"/>
-                <w:sz w:val="18"/>
-              </w:rPr>
-              <w:t>) protects SiC switches during phase short-circuits.</w:t>
+              <w:t>Fast Overcurrent Desaturation (DESAT) shutdown (&lt; 200 ns) protects SiC switches during phase short-circuits.</w:t>
             </w:r>
           </w:p>
         </w:tc>
@@ -2026,7 +1721,7 @@
                 <w:color w:val="282C34"/>
                 <w:sz w:val="18"/>
               </w:rPr>
-              <w:t>$CT_{U,V,W}$</w:t>
+              <w:t>CT_U,V,W</w:t>
             </w:r>
           </w:p>
         </w:tc>
@@ -2098,33 +1793,10 @@
             </w:pPr>
             <w:r>
               <w:rPr>
-                <w:i/>
-                <w:color w:val="145AA0"/>
-                <w:sz w:val="18"/>
-              </w:rPr>
-              <w:t>± 500\,A</w:t>
-            </w:r>
-            <w:r>
-              <w:rPr>
                 <w:color w:val="282C34"/>
                 <w:sz w:val="18"/>
               </w:rPr>
-              <w:t xml:space="preserve"> primary range, </w:t>
-            </w:r>
-            <w:r>
-              <w:rPr>
-                <w:i/>
-                <w:color w:val="145AA0"/>
-                <w:sz w:val="18"/>
-              </w:rPr>
-              <w:t>0.5\%</w:t>
-            </w:r>
-            <w:r>
-              <w:rPr>
-                <w:color w:val="282C34"/>
-                <w:sz w:val="18"/>
-              </w:rPr>
-              <w:t xml:space="preserve"> accuracy, CAN / analog output</w:t>
+              <w:t>± 500 A primary range, 0.5\% accuracy, CAN / analog output</w:t>
             </w:r>
           </w:p>
         </w:tc>
@@ -2176,7 +1848,7 @@
                 <w:color w:val="282C34"/>
                 <w:sz w:val="18"/>
               </w:rPr>
-              <w:t>$U_{ctrl}$</w:t>
+              <w:t>U_ctrl</w:t>
             </w:r>
           </w:p>
         </w:tc>
@@ -2272,37 +1944,7 @@
                 <w:color w:val="282C34"/>
                 <w:sz w:val="18"/>
               </w:rPr>
-              <w:t xml:space="preserve">Computes Space Vector PWM (SVPWM) switching vectors </w:t>
-            </w:r>
-            <w:r>
-              <w:rPr>
-                <w:i/>
-                <w:color w:val="145AA0"/>
-                <w:sz w:val="18"/>
-              </w:rPr>
-              <w:t>V_0 \dots V_7</w:t>
-            </w:r>
-            <w:r>
-              <w:rPr>
-                <w:color w:val="282C34"/>
-                <w:sz w:val="18"/>
-              </w:rPr>
-              <w:t xml:space="preserve"> in real-time every </w:t>
-            </w:r>
-            <w:r>
-              <w:rPr>
-                <w:i/>
-                <w:color w:val="145AA0"/>
-                <w:sz w:val="18"/>
-              </w:rPr>
-              <w:t>50\,µs</w:t>
-            </w:r>
-            <w:r>
-              <w:rPr>
-                <w:color w:val="282C34"/>
-                <w:sz w:val="18"/>
-              </w:rPr>
-              <w:t>.</w:t>
+              <w:t>Computes Space Vector PWM (SVPWM) switching vectors V_0 ... V_7 in real-time every 50 µs.</w:t>
             </w:r>
           </w:p>
         </w:tc>
@@ -2331,37 +1973,7 @@
           <w:color w:val="282C34"/>
           <w:sz w:val="21"/>
         </w:rPr>
-        <w:t xml:space="preserve">Each leg switch state can be defined by a binary variable </w:t>
-      </w:r>
-      <w:r>
-        <w:rPr>
-          <w:i/>
-          <w:color w:val="145AA0"/>
-          <w:sz w:val="21"/>
-        </w:rPr>
-        <w:t>S_x \in \{0, 1\</w:t>
-      </w:r>
-      <w:r>
-        <w:rPr>
-          <w:color w:val="282C34"/>
-          <w:sz w:val="21"/>
-        </w:rPr>
-        <w:t xml:space="preserve"> (where </w:t>
-      </w:r>
-      <w:r>
-        <w:rPr>
-          <w:i/>
-          <w:color w:val="145AA0"/>
-          <w:sz w:val="21"/>
-        </w:rPr>
-        <w:t>x \in \{u, v, w\</w:t>
-      </w:r>
-      <w:r>
-        <w:rPr>
-          <w:color w:val="282C34"/>
-          <w:sz w:val="21"/>
-        </w:rPr>
-        <w:t>):</w:t>
+        <w:t>Each leg switch state can be defined by a binary variable S_x in {0, 1} (where x in {u, v, w}):</w:t>
       </w:r>
     </w:p>
     <w:p>
@@ -2372,48 +1984,10 @@
       </w:pPr>
       <w:r>
         <w:rPr>
-          <w:i/>
-          <w:color w:val="145AA0"/>
-          <w:sz w:val="21"/>
-        </w:rPr>
-        <w:t>S_x = 1</w:t>
-      </w:r>
-      <w:r>
-        <w:rPr>
           <w:color w:val="282C34"/>
           <w:sz w:val="21"/>
         </w:rPr>
-        <w:t xml:space="preserve">: High-side switch </w:t>
-      </w:r>
-      <w:r>
-        <w:rPr>
-          <w:i/>
-          <w:color w:val="145AA0"/>
-          <w:sz w:val="21"/>
-        </w:rPr>
-        <w:t>Q_{high</w:t>
-      </w:r>
-      <w:r>
-        <w:rPr>
-          <w:color w:val="282C34"/>
-          <w:sz w:val="21"/>
-        </w:rPr>
-        <w:t xml:space="preserve"> is ON; leg terminal voltage </w:t>
-      </w:r>
-      <w:r>
-        <w:rPr>
-          <w:i/>
-          <w:color w:val="145AA0"/>
-          <w:sz w:val="21"/>
-        </w:rPr>
-        <w:t>v_{xN = V_{dc</w:t>
-      </w:r>
-      <w:r>
-        <w:rPr>
-          <w:color w:val="282C34"/>
-          <w:sz w:val="21"/>
-        </w:rPr>
-        <w:t>.</w:t>
+        <w:t>S_x = 1: High-side switch Q_high is ON; leg terminal voltage v_xN = V_dc.</w:t>
       </w:r>
     </w:p>
     <w:p>
@@ -2424,48 +1998,10 @@
       </w:pPr>
       <w:r>
         <w:rPr>
-          <w:i/>
-          <w:color w:val="145AA0"/>
-          <w:sz w:val="21"/>
-        </w:rPr>
-        <w:t>S_x = 0</w:t>
-      </w:r>
-      <w:r>
-        <w:rPr>
           <w:color w:val="282C34"/>
           <w:sz w:val="21"/>
         </w:rPr>
-        <w:t xml:space="preserve">: Low-side switch </w:t>
-      </w:r>
-      <w:r>
-        <w:rPr>
-          <w:i/>
-          <w:color w:val="145AA0"/>
-          <w:sz w:val="21"/>
-        </w:rPr>
-        <w:t>Q_{low</w:t>
-      </w:r>
-      <w:r>
-        <w:rPr>
-          <w:color w:val="282C34"/>
-          <w:sz w:val="21"/>
-        </w:rPr>
-        <w:t xml:space="preserve"> is ON; leg terminal voltage </w:t>
-      </w:r>
-      <w:r>
-        <w:rPr>
-          <w:i/>
-          <w:color w:val="145AA0"/>
-          <w:sz w:val="21"/>
-        </w:rPr>
-        <w:t>v_{xN = 0\,V</w:t>
-      </w:r>
-      <w:r>
-        <w:rPr>
-          <w:color w:val="282C34"/>
-          <w:sz w:val="21"/>
-        </w:rPr>
-        <w:t>.</w:t>
+        <w:t>S_x = 0: Low-side switch Q_low is ON; leg terminal voltage v_xN = 0 V.</w:t>
       </w:r>
     </w:p>
     <w:p>
@@ -2571,29 +2107,14 @@
           <w:color w:val="282C34"/>
           <w:sz w:val="21"/>
         </w:rPr>
-        <w:t>$180^\circ$ Conduction Mode</w:t>
+        <w:t>180° Conduction Mode</w:t>
       </w:r>
       <w:r>
         <w:rPr>
           <w:color w:val="282C34"/>
           <w:sz w:val="21"/>
         </w:rPr>
-        <w:t>: Exactly 3 switches are ON at any given instant. While generating maximum fundamental power, the output is a stepped six-step waveform with large low-order harmonics (</w:t>
-      </w:r>
-      <w:r>
-        <w:rPr>
-          <w:i/>
-          <w:color w:val="145AA0"/>
-          <w:sz w:val="21"/>
-        </w:rPr>
-        <w:t>5th, 7th, 11th</w:t>
-      </w:r>
-      <w:r>
-        <w:rPr>
-          <w:color w:val="282C34"/>
-          <w:sz w:val="21"/>
-        </w:rPr>
-        <w:t>), causing severe motor torque ripple and thermal losses.</w:t>
+        <w:t>: Exactly 3 switches are ON at any given instant. While generating maximum fundamental power, the output is a stepped six-step waveform with large low-order harmonics (5th, 7th, 11th), causing severe motor torque ripple and thermal losses.</w:t>
       </w:r>
     </w:p>
     <w:p>
@@ -2661,22 +2182,7 @@
           <w:color w:val="282C34"/>
           <w:sz w:val="21"/>
         </w:rPr>
-        <w:t xml:space="preserve">In standard SPWM, three sinusoidal reference waves shifted by </w:t>
-      </w:r>
-      <w:r>
-        <w:rPr>
-          <w:i/>
-          <w:color w:val="145AA0"/>
-          <w:sz w:val="21"/>
-        </w:rPr>
-        <w:t>120^\circ</w:t>
-      </w:r>
-      <w:r>
-        <w:rPr>
-          <w:color w:val="282C34"/>
-          <w:sz w:val="21"/>
-        </w:rPr>
-        <w:t xml:space="preserve"> are compared against a common triangular carrier:</w:t>
+        <w:t>In standard SPWM, three sinusoidal reference waves shifted by 120° are compared against a common triangular carrier:</w:t>
       </w:r>
     </w:p>
     <w:p>
@@ -2690,22 +2196,7 @@
           <w:color w:val="282C34"/>
           <w:sz w:val="21"/>
         </w:rPr>
-        <w:t xml:space="preserve">Linear modulation limit: </w:t>
-      </w:r>
-      <w:r>
-        <w:rPr>
-          <w:i/>
-          <w:color w:val="145AA0"/>
-          <w:sz w:val="21"/>
-        </w:rPr>
-        <w:t>m_a ≤ 1.0</w:t>
-      </w:r>
-      <w:r>
-        <w:rPr>
-          <w:color w:val="282C34"/>
-          <w:sz w:val="21"/>
-        </w:rPr>
-        <w:t>.</w:t>
+        <w:t>Linear modulation limit: m_a &lt;= 1.0.</w:t>
       </w:r>
     </w:p>
     <w:p>
@@ -2719,22 +2210,7 @@
           <w:color w:val="282C34"/>
           <w:sz w:val="21"/>
         </w:rPr>
-        <w:t xml:space="preserve">The maximum fundamental peak phase-to-neutral voltage is </w:t>
-      </w:r>
-      <w:r>
-        <w:rPr>
-          <w:i/>
-          <w:color w:val="145AA0"/>
-          <w:sz w:val="21"/>
-        </w:rPr>
-        <w:t>\hat{V_{ph = \frac{V_{dc{2</w:t>
-      </w:r>
-      <w:r>
-        <w:rPr>
-          <w:color w:val="282C34"/>
-          <w:sz w:val="21"/>
-        </w:rPr>
-        <w:t>.</w:t>
+        <w:t>The maximum fundamental peak phase-to-neutral voltage is V_pk_ph = V_dc / 2.</w:t>
       </w:r>
     </w:p>
     <w:p>
@@ -2751,32 +2227,50 @@
         <w:t>The maximum RMS line-to-line voltage is:</w:t>
       </w:r>
     </w:p>
-    <w:p>
-      <w:pPr>
-        <w:spacing w:after="80"/>
-      </w:pPr>
-      <w:r>
-        <w:rPr>
-          <w:i/>
-          <w:color w:val="145AA0"/>
-          <w:sz w:val="21"/>
-        </w:rPr>
-      </w:r>
-      <w:r>
-        <w:rPr>
-          <w:color w:val="282C34"/>
-          <w:sz w:val="21"/>
-        </w:rPr>
-        <w:t>V_{LL,rms} = \frac{\sqrt{3} \cdot \hat{V}_{ph}}{\sqrt{2}} = \frac{\sqrt{3} \cdot V_{dc}}{2 \sqrt{2}} \approx 0.612 \cdot V_{dc}</w:t>
-      </w:r>
-      <w:r>
-        <w:rPr>
-          <w:i/>
-          <w:color w:val="145AA0"/>
-          <w:sz w:val="21"/>
-        </w:rPr>
-      </w:r>
-    </w:p>
+    <w:tbl>
+      <w:tblPr>
+        <w:tblW w:type="auto" w:w="0"/>
+        <w:jc w:val="center"/>
+        <w:tblLook w:firstColumn="1" w:firstRow="1" w:lastColumn="0" w:lastRow="0" w:noHBand="0" w:noVBand="1" w:val="04A0"/>
+      </w:tblPr>
+      <w:tblGrid>
+        <w:gridCol w:w="9792"/>
+      </w:tblGrid>
+      <w:tr>
+        <w:tc>
+          <w:tcPr>
+            <w:tcW w:type="dxa" w:w="9792"/>
+            <w:shd w:fill="F5F6F8"/>
+            <w:tcMar>
+              <w:top w:w="80" w:type="dxa"/>
+              <w:bottom w:w="80" w:type="dxa"/>
+              <w:left w:w="140" w:type="dxa"/>
+              <w:right w:w="140" w:type="dxa"/>
+            </w:tcMar>
+            <w:tcBorders>
+              <w:left w:val="single" w:sz="18" w:space="0" w:color="CBD5E0"/>
+              <w:top w:val="none"/>
+              <w:right w:val="none"/>
+              <w:bottom w:val="none"/>
+            </w:tcBorders>
+          </w:tcPr>
+          <w:p>
+            <w:pPr>
+              <w:spacing w:line="240" w:lineRule="auto" w:after="0"/>
+            </w:pPr>
+            <w:r>
+              <w:rPr>
+                <w:rFonts w:ascii="Consolas" w:hAnsi="Consolas"/>
+                <w:color w:val="2D3748"/>
+                <w:sz w:val="18"/>
+              </w:rPr>
+              <w:t>V_LL,rms = (sqrt(3) * V_pk_ph) / sqrt(2) = (sqrt(3) * V_dc) / (2 sqrt(2)) ≈ 0.612 * V_dc</w:t>
+            </w:r>
+          </w:p>
+        </w:tc>
+      </w:tr>
+    </w:tbl>
+    <w:p/>
     <w:p>
       <w:pPr>
         <w:pStyle w:val="ListBullet"/>
@@ -2796,22 +2290,7 @@
           <w:color w:val="282C34"/>
           <w:sz w:val="21"/>
         </w:rPr>
-        <w:t xml:space="preserve">: Almost </w:t>
-      </w:r>
-      <w:r>
-        <w:rPr>
-          <w:i/>
-          <w:color w:val="145AA0"/>
-          <w:sz w:val="21"/>
-        </w:rPr>
-        <w:t>39\%</w:t>
-      </w:r>
-      <w:r>
-        <w:rPr>
-          <w:color w:val="282C34"/>
-          <w:sz w:val="21"/>
-        </w:rPr>
-        <w:t xml:space="preserve"> of the available DC-bus voltage capability is wasted!</w:t>
+        <w:t>: Almost 39\% of the available DC-bus voltage capability is wasted!</w:t>
       </w:r>
     </w:p>
     <w:p>
@@ -2836,50 +2315,53 @@
           <w:color w:val="282C34"/>
           <w:sz w:val="21"/>
         </w:rPr>
-        <w:t xml:space="preserve">By injecting a third harmonic with an amplitude of </w:t>
-      </w:r>
-      <w:r>
-        <w:rPr>
-          <w:i/>
-          <w:color w:val="145AA0"/>
-          <w:sz w:val="21"/>
-        </w:rPr>
-        <w:t>\frac{1{6</w:t>
-      </w:r>
-      <w:r>
-        <w:rPr>
-          <w:color w:val="282C34"/>
-          <w:sz w:val="21"/>
-        </w:rPr>
-        <w:t xml:space="preserve"> of the fundamental into each phase reference:</w:t>
+        <w:t>By injecting a third harmonic with an amplitude of 1 / 6 of the fundamental into each phase reference:</w:t>
       </w:r>
     </w:p>
-    <w:p>
-      <w:pPr>
-        <w:spacing w:after="80"/>
-      </w:pPr>
-      <w:r>
-        <w:rPr>
-          <w:i/>
-          <w:color w:val="145AA0"/>
-          <w:sz w:val="21"/>
-        </w:rPr>
-      </w:r>
-      <w:r>
-        <w:rPr>
-          <w:color w:val="282C34"/>
-          <w:sz w:val="21"/>
-        </w:rPr>
-        <w:t>v_{ref,u}(t) = \hat{V}_1 \sin(\omega t) + \frac{1}{6} \hat{V}_1 \sin(3\omega t)</w:t>
-      </w:r>
-      <w:r>
-        <w:rPr>
-          <w:i/>
-          <w:color w:val="145AA0"/>
-          <w:sz w:val="21"/>
-        </w:rPr>
-      </w:r>
-    </w:p>
+    <w:tbl>
+      <w:tblPr>
+        <w:tblW w:type="auto" w:w="0"/>
+        <w:jc w:val="center"/>
+        <w:tblLook w:firstColumn="1" w:firstRow="1" w:lastColumn="0" w:lastRow="0" w:noHBand="0" w:noVBand="1" w:val="04A0"/>
+      </w:tblPr>
+      <w:tblGrid>
+        <w:gridCol w:w="9792"/>
+      </w:tblGrid>
+      <w:tr>
+        <w:tc>
+          <w:tcPr>
+            <w:tcW w:type="dxa" w:w="9792"/>
+            <w:shd w:fill="F5F6F8"/>
+            <w:tcMar>
+              <w:top w:w="80" w:type="dxa"/>
+              <w:bottom w:w="80" w:type="dxa"/>
+              <w:left w:w="140" w:type="dxa"/>
+              <w:right w:w="140" w:type="dxa"/>
+            </w:tcMar>
+            <w:tcBorders>
+              <w:left w:val="single" w:sz="18" w:space="0" w:color="CBD5E0"/>
+              <w:top w:val="none"/>
+              <w:right w:val="none"/>
+              <w:bottom w:val="none"/>
+            </w:tcBorders>
+          </w:tcPr>
+          <w:p>
+            <w:pPr>
+              <w:spacing w:line="240" w:lineRule="auto" w:after="0"/>
+            </w:pPr>
+            <w:r>
+              <w:rPr>
+                <w:rFonts w:ascii="Consolas" w:hAnsi="Consolas"/>
+                <w:color w:val="2D3748"/>
+                <w:sz w:val="18"/>
+              </w:rPr>
+              <w:t>v_ref,u(t) = V_pk_1 sin(ω t) + 1 / 6 V_pk_1 sin(3ω t)</w:t>
+            </w:r>
+          </w:p>
+        </w:tc>
+      </w:tr>
+    </w:tbl>
+    <w:p/>
     <w:tbl>
       <w:tblPr>
         <w:tblW w:type="auto" w:w="0"/>
@@ -2963,22 +2445,7 @@
           <w:color w:val="282C34"/>
           <w:sz w:val="21"/>
         </w:rPr>
-        <w:t>Because the three phases are identical, the third-harmonic components cancel out completely in the line-to-line differential voltages (</w:t>
-      </w:r>
-      <w:r>
-        <w:rPr>
-          <w:i/>
-          <w:color w:val="145AA0"/>
-          <w:sz w:val="21"/>
-        </w:rPr>
-        <w:t>v_{uv = v_u - v_v</w:t>
-      </w:r>
-      <w:r>
-        <w:rPr>
-          <w:color w:val="282C34"/>
-          <w:sz w:val="21"/>
-        </w:rPr>
-        <w:t>).</w:t>
+        <w:t>Because the three phases are identical, the third-harmonic components cancel out completely in the line-to-line differential voltages (v_uv = v_u - v_v).</w:t>
       </w:r>
     </w:p>
     <w:p>
@@ -3000,37 +2467,7 @@
           <w:color w:val="282C34"/>
           <w:sz w:val="21"/>
         </w:rPr>
-        <w:t xml:space="preserve">: Maximum modulation index increases from </w:t>
-      </w:r>
-      <w:r>
-        <w:rPr>
-          <w:i/>
-          <w:color w:val="145AA0"/>
-          <w:sz w:val="21"/>
-        </w:rPr>
-        <w:t>m_a = 1.0</w:t>
-      </w:r>
-      <w:r>
-        <w:rPr>
-          <w:color w:val="282C34"/>
-          <w:sz w:val="21"/>
-        </w:rPr>
-        <w:t xml:space="preserve"> to </w:t>
-      </w:r>
-      <w:r>
-        <w:rPr>
-          <w:i/>
-          <w:color w:val="145AA0"/>
-          <w:sz w:val="21"/>
-        </w:rPr>
-        <w:t>m_a = \frac{2{\sqrt{3 \approx 1.155</w:t>
-      </w:r>
-      <w:r>
-        <w:rPr>
-          <w:color w:val="282C34"/>
-          <w:sz w:val="21"/>
-        </w:rPr>
-        <w:t xml:space="preserve"> without entering non-linear overmodulation, boosting AC output voltage by </w:t>
+        <w:t xml:space="preserve">: Maximum modulation index increases from m_a = 1.0 to m_a = 2 / sqrt(3) ≈ 1.155 without entering non-linear overmodulation, boosting AC output voltage by </w:t>
       </w:r>
       <w:r>
         <w:rPr>
@@ -3038,7 +2475,7 @@
           <w:color w:val="282C34"/>
           <w:sz w:val="21"/>
         </w:rPr>
-        <w:t>$15.5\%$</w:t>
+        <w:t>15.5\%</w:t>
       </w:r>
       <w:r>
         <w:rPr>
@@ -3099,24 +2536,7 @@
           <w:color w:val="4682B4"/>
           <w:sz w:val="24"/>
         </w:rPr>
-        <w:t xml:space="preserve">4.1 Clarke Transformation to the Stationary </w:t>
-      </w:r>
-      <w:r>
-        <w:rPr>
-          <w:b/>
-          <w:i/>
-          <w:color w:val="145AA0"/>
-          <w:sz w:val="24"/>
-        </w:rPr>
-        <w:t>\alpha-\beta</w:t>
-      </w:r>
-      <w:r>
-        <w:rPr>
-          <w:b/>
-          <w:color w:val="4682B4"/>
-          <w:sz w:val="24"/>
-        </w:rPr>
-        <w:t xml:space="preserve"> Frame:</w:t>
+        <w:t>4.1 Clarke Transformation to the Stationary α-β Frame:</w:t>
       </w:r>
     </w:p>
     <w:p>
@@ -3131,32 +2551,50 @@
         <w:t>The three instantaneous phase voltages are mapped onto a two-dimensional orthogonal complex plane:</w:t>
       </w:r>
     </w:p>
-    <w:p>
-      <w:pPr>
-        <w:spacing w:after="80"/>
-      </w:pPr>
-      <w:r>
-        <w:rPr>
-          <w:i/>
-          <w:color w:val="145AA0"/>
-          <w:sz w:val="21"/>
-        </w:rPr>
-      </w:r>
-      <w:r>
-        <w:rPr>
-          <w:color w:val="282C34"/>
-          <w:sz w:val="21"/>
-        </w:rPr>
-        <w:t>\begin{bmatrix} v_\alpha \\ v_\beta \end{bmatrix} = \frac{2}{3} \begin{bmatrix} 1 &amp; -\frac{1}{2} &amp; -\frac{1}{2} \\ 0 &amp; \frac{\sqrt{3}}{2} &amp; -\frac{\sqrt{3}}{2} \end{bmatrix} \begin{bmatrix} v_u \\ v_v \\ v_w \end{bmatrix}</w:t>
-      </w:r>
-      <w:r>
-        <w:rPr>
-          <w:i/>
-          <w:color w:val="145AA0"/>
-          <w:sz w:val="21"/>
-        </w:rPr>
-      </w:r>
-    </w:p>
+    <w:tbl>
+      <w:tblPr>
+        <w:tblW w:type="auto" w:w="0"/>
+        <w:jc w:val="center"/>
+        <w:tblLook w:firstColumn="1" w:firstRow="1" w:lastColumn="0" w:lastRow="0" w:noHBand="0" w:noVBand="1" w:val="04A0"/>
+      </w:tblPr>
+      <w:tblGrid>
+        <w:gridCol w:w="9792"/>
+      </w:tblGrid>
+      <w:tr>
+        <w:tc>
+          <w:tcPr>
+            <w:tcW w:type="dxa" w:w="9792"/>
+            <w:shd w:fill="F5F6F8"/>
+            <w:tcMar>
+              <w:top w:w="80" w:type="dxa"/>
+              <w:bottom w:w="80" w:type="dxa"/>
+              <w:left w:w="140" w:type="dxa"/>
+              <w:right w:w="140" w:type="dxa"/>
+            </w:tcMar>
+            <w:tcBorders>
+              <w:left w:val="single" w:sz="18" w:space="0" w:color="CBD5E0"/>
+              <w:top w:val="none"/>
+              <w:right w:val="none"/>
+              <w:bottom w:val="none"/>
+            </w:tcBorders>
+          </w:tcPr>
+          <w:p>
+            <w:pPr>
+              <w:spacing w:line="240" w:lineRule="auto" w:after="0"/>
+            </w:pPr>
+            <w:r>
+              <w:rPr>
+                <w:rFonts w:ascii="Consolas" w:hAnsi="Consolas"/>
+                <w:color w:val="2D3748"/>
+                <w:sz w:val="18"/>
+              </w:rPr>
+              <w:t>begin{bmatrix} v_α \\ v_β end{bmatrix} = 2 / 3 begin{bmatrix} 1 &amp; -1 / 2 &amp; -1 / 2 \\ 0 &amp; sqrt(3) / 2 &amp; -sqrt(3) / 2 end{bmatrix} begin{bmatrix} v_u \\ v_v \\ v_w end{bmatrix}</w:t>
+            </w:r>
+          </w:p>
+        </w:tc>
+      </w:tr>
+    </w:tbl>
+    <w:p/>
     <w:p>
       <w:pPr>
         <w:spacing w:before="160" w:after="80"/>
@@ -3179,37 +2617,7 @@
           <w:color w:val="282C34"/>
           <w:sz w:val="21"/>
         </w:rPr>
-        <w:t>With 3 switch legs and 2 states per leg (</w:t>
-      </w:r>
-      <w:r>
-        <w:rPr>
-          <w:i/>
-          <w:color w:val="145AA0"/>
-          <w:sz w:val="21"/>
-        </w:rPr>
-        <w:t>S_u, S_v, S_w</w:t>
-      </w:r>
-      <w:r>
-        <w:rPr>
-          <w:color w:val="282C34"/>
-          <w:sz w:val="21"/>
-        </w:rPr>
-        <w:t xml:space="preserve">), there are </w:t>
-      </w:r>
-      <w:r>
-        <w:rPr>
-          <w:i/>
-          <w:color w:val="145AA0"/>
-          <w:sz w:val="21"/>
-        </w:rPr>
-        <w:t>2^3 = 8</w:t>
-      </w:r>
-      <w:r>
-        <w:rPr>
-          <w:color w:val="282C34"/>
-          <w:sz w:val="21"/>
-        </w:rPr>
-        <w:t xml:space="preserve"> possible switching combinations:</w:t>
+        <w:t>With 3 switch legs and 2 states per leg (S_u, S_v, S_w), there are 2^3 = 8 possible switching combinations:</w:t>
       </w:r>
     </w:p>
     <w:tbl>
@@ -3306,7 +2714,7 @@
           <w:color w:val="282C34"/>
           <w:sz w:val="21"/>
         </w:rPr>
-        <w:t>Six Active Vectors ($V_1 \dots V_6$)</w:t>
+        <w:t>Six Active Vectors (V_1 ... V_6)</w:t>
       </w:r>
       <w:r>
         <w:rPr>
@@ -3325,37 +2733,7 @@
           <w:color w:val="282C34"/>
           <w:sz w:val="21"/>
         </w:rPr>
-        <w:t xml:space="preserve">Each vector has a magnitude of </w:t>
-      </w:r>
-      <w:r>
-        <w:rPr>
-          <w:i/>
-          <w:color w:val="145AA0"/>
-          <w:sz w:val="21"/>
-        </w:rPr>
-        <w:t>\frac{2{3 V_{dc</w:t>
-      </w:r>
-      <w:r>
-        <w:rPr>
-          <w:color w:val="282C34"/>
-          <w:sz w:val="21"/>
-        </w:rPr>
-        <w:t xml:space="preserve"> and is separated from its neighbors by </w:t>
-      </w:r>
-      <w:r>
-        <w:rPr>
-          <w:i/>
-          <w:color w:val="145AA0"/>
-          <w:sz w:val="21"/>
-        </w:rPr>
-        <w:t>60^\circ</w:t>
-      </w:r>
-      <w:r>
-        <w:rPr>
-          <w:color w:val="282C34"/>
-          <w:sz w:val="21"/>
-        </w:rPr>
-        <w:t>, forming the vertices of a regular hexagon.</w:t>
+        <w:t>Each vector has a magnitude of 2 / 3 V_dc and is separated from its neighbors by 60°, forming the vertices of a regular hexagon.</w:t>
       </w:r>
     </w:p>
     <w:p>
@@ -3366,11 +2744,10 @@
       </w:pPr>
       <w:r>
         <w:rPr>
-          <w:i/>
-          <w:color w:val="145AA0"/>
+          <w:color w:val="282C34"/>
           <w:sz w:val="21"/>
         </w:rPr>
-        <w:t>V_1(100): \theta = 0^\circ</w:t>
+        <w:t>V_1(100): θ = 0°</w:t>
       </w:r>
     </w:p>
     <w:p>
@@ -3381,11 +2758,10 @@
       </w:pPr>
       <w:r>
         <w:rPr>
-          <w:i/>
-          <w:color w:val="145AA0"/>
+          <w:color w:val="282C34"/>
           <w:sz w:val="21"/>
         </w:rPr>
-        <w:t>V_2(110): \theta = 60^\circ</w:t>
+        <w:t>V_2(110): θ = 60°</w:t>
       </w:r>
     </w:p>
     <w:p>
@@ -3396,11 +2772,10 @@
       </w:pPr>
       <w:r>
         <w:rPr>
-          <w:i/>
-          <w:color w:val="145AA0"/>
+          <w:color w:val="282C34"/>
           <w:sz w:val="21"/>
         </w:rPr>
-        <w:t>V_3(010): \theta = 120^\circ</w:t>
+        <w:t>V_3(010): θ = 120°</w:t>
       </w:r>
     </w:p>
     <w:p>
@@ -3411,11 +2786,10 @@
       </w:pPr>
       <w:r>
         <w:rPr>
-          <w:i/>
-          <w:color w:val="145AA0"/>
+          <w:color w:val="282C34"/>
           <w:sz w:val="21"/>
         </w:rPr>
-        <w:t>V_4(011): \theta = 180^\circ</w:t>
+        <w:t>V_4(011): θ = 180°</w:t>
       </w:r>
     </w:p>
     <w:p>
@@ -3426,11 +2800,10 @@
       </w:pPr>
       <w:r>
         <w:rPr>
-          <w:i/>
-          <w:color w:val="145AA0"/>
+          <w:color w:val="282C34"/>
           <w:sz w:val="21"/>
         </w:rPr>
-        <w:t>V_5(001): \theta = 240^\circ</w:t>
+        <w:t>V_5(001): θ = 240°</w:t>
       </w:r>
     </w:p>
     <w:p>
@@ -3441,11 +2814,10 @@
       </w:pPr>
       <w:r>
         <w:rPr>
-          <w:i/>
-          <w:color w:val="145AA0"/>
+          <w:color w:val="282C34"/>
           <w:sz w:val="21"/>
         </w:rPr>
-        <w:t>V_6(101): \theta = 300^\circ</w:t>
+        <w:t>V_6(101): θ = 300°</w:t>
       </w:r>
     </w:p>
     <w:p>
@@ -3460,7 +2832,7 @@
           <w:color w:val="282C34"/>
           <w:sz w:val="21"/>
         </w:rPr>
-        <w:t>Two Zero Vectors ($V_0, V_7$)</w:t>
+        <w:t>Two Zero Vectors (V_0, V_7)</w:t>
       </w:r>
       <w:r>
         <w:rPr>
@@ -3478,18 +2850,10 @@
       </w:pPr>
       <w:r>
         <w:rPr>
-          <w:i/>
-          <w:color w:val="145AA0"/>
-          <w:sz w:val="21"/>
-        </w:rPr>
-        <w:t>V_0(000)</w:t>
-      </w:r>
-      <w:r>
-        <w:rPr>
           <w:color w:val="282C34"/>
           <w:sz w:val="21"/>
         </w:rPr>
-        <w:t>: All three low-side switches are ON; phase terminals shorted to GND.</w:t>
+        <w:t>V_0(000): All three low-side switches are ON; phase terminals shorted to GND.</w:t>
       </w:r>
     </w:p>
     <w:p>
@@ -3500,33 +2864,10 @@
       </w:pPr>
       <w:r>
         <w:rPr>
-          <w:i/>
-          <w:color w:val="145AA0"/>
-          <w:sz w:val="21"/>
-        </w:rPr>
-        <w:t>V_7(111)</w:t>
-      </w:r>
-      <w:r>
-        <w:rPr>
           <w:color w:val="282C34"/>
           <w:sz w:val="21"/>
         </w:rPr>
-        <w:t xml:space="preserve">: All three high-side switches are ON; phase terminals shorted to </w:t>
-      </w:r>
-      <w:r>
-        <w:rPr>
-          <w:i/>
-          <w:color w:val="145AA0"/>
-          <w:sz w:val="21"/>
-        </w:rPr>
-        <w:t>+V_{dc</w:t>
-      </w:r>
-      <w:r>
-        <w:rPr>
-          <w:color w:val="282C34"/>
-          <w:sz w:val="21"/>
-        </w:rPr>
-        <w:t>.</w:t>
+        <w:t>V_7(111): All three high-side switches are ON; phase terminals shorted to +V_dc.</w:t>
       </w:r>
     </w:p>
     <w:p>
@@ -3588,37 +2929,7 @@
           <w:color w:val="282C34"/>
           <w:sz w:val="21"/>
         </w:rPr>
-        <w:t xml:space="preserve">To synthesize an arbitrary rotating reference voltage vector </w:t>
-      </w:r>
-      <w:r>
-        <w:rPr>
-          <w:i/>
-          <w:color w:val="145AA0"/>
-          <w:sz w:val="21"/>
-        </w:rPr>
-        <w:t>\vec{V_{ref</w:t>
-      </w:r>
-      <w:r>
-        <w:rPr>
-          <w:color w:val="282C34"/>
-          <w:sz w:val="21"/>
-        </w:rPr>
-        <w:t xml:space="preserve"> at angle </w:t>
-      </w:r>
-      <w:r>
-        <w:rPr>
-          <w:i/>
-          <w:color w:val="145AA0"/>
-          <w:sz w:val="21"/>
-        </w:rPr>
-        <w:t>\theta</w:t>
-      </w:r>
-      <w:r>
-        <w:rPr>
-          <w:color w:val="282C34"/>
-          <w:sz w:val="21"/>
-        </w:rPr>
-        <w:t xml:space="preserve"> inside </w:t>
+        <w:t xml:space="preserve">To synthesize an arbitrary rotating reference voltage vector vec{V}_ref at angle θ inside </w:t>
       </w:r>
       <w:r>
         <w:rPr>
@@ -3633,95 +2944,53 @@
           <w:color w:val="282C34"/>
           <w:sz w:val="21"/>
         </w:rPr>
-        <w:t xml:space="preserve"> (</w:t>
-      </w:r>
-      <w:r>
-        <w:rPr>
-          <w:i/>
-          <w:color w:val="145AA0"/>
-          <w:sz w:val="21"/>
-        </w:rPr>
-        <w:t>0 ≤ \theta ≤ 60^\circ</w:t>
-      </w:r>
-      <w:r>
-        <w:rPr>
-          <w:color w:val="282C34"/>
-          <w:sz w:val="21"/>
-        </w:rPr>
-        <w:t>), the inverter time-averages the two adjacent active vectors (</w:t>
-      </w:r>
-      <w:r>
-        <w:rPr>
-          <w:i/>
-          <w:color w:val="145AA0"/>
-          <w:sz w:val="21"/>
-        </w:rPr>
-        <w:t>V_1, V_2</w:t>
-      </w:r>
-      <w:r>
-        <w:rPr>
-          <w:color w:val="282C34"/>
-          <w:sz w:val="21"/>
-        </w:rPr>
-        <w:t>) and the zero vectors (</w:t>
-      </w:r>
-      <w:r>
-        <w:rPr>
-          <w:i/>
-          <w:color w:val="145AA0"/>
-          <w:sz w:val="21"/>
-        </w:rPr>
-        <w:t>V_0, V_7</w:t>
-      </w:r>
-      <w:r>
-        <w:rPr>
-          <w:color w:val="282C34"/>
-          <w:sz w:val="21"/>
-        </w:rPr>
-        <w:t xml:space="preserve">) over switching period </w:t>
-      </w:r>
-      <w:r>
-        <w:rPr>
-          <w:i/>
-          <w:color w:val="145AA0"/>
-          <w:sz w:val="21"/>
-        </w:rPr>
-        <w:t>T_s</w:t>
-      </w:r>
-      <w:r>
-        <w:rPr>
-          <w:color w:val="282C34"/>
-          <w:sz w:val="21"/>
-        </w:rPr>
-        <w:t>:</w:t>
+        <w:t xml:space="preserve"> (0 &lt;= θ &lt;= 60°), the inverter time-averages the two adjacent active vectors (V_1, V_2) and the zero vectors (V_0, V_7) over switching period T_s:</w:t>
       </w:r>
     </w:p>
-    <w:p>
-      <w:pPr>
-        <w:spacing w:after="80"/>
-      </w:pPr>
-      <w:r>
-        <w:rPr>
-          <w:i/>
-          <w:color w:val="145AA0"/>
-          <w:sz w:val="21"/>
-        </w:rPr>
-      </w:r>
-      <w:r>
-        <w:rPr>
-          <w:color w:val="282C34"/>
-          <w:sz w:val="21"/>
-        </w:rPr>
-        <w:t>\vec{V}_{ref} \cdot T_s = \vec{V}_1 \cdot T_1 + \vec{V}_2 \cdot T_2 + \vec{V}_z \cdot T_0</w:t>
-      </w:r>
-      <w:r>
-        <w:rPr>
-          <w:i/>
-          <w:color w:val="145AA0"/>
-          <w:sz w:val="21"/>
-        </w:rPr>
-      </w:r>
-    </w:p>
+    <w:tbl>
+      <w:tblPr>
+        <w:tblW w:type="auto" w:w="0"/>
+        <w:jc w:val="center"/>
+        <w:tblLook w:firstColumn="1" w:firstRow="1" w:lastColumn="0" w:lastRow="0" w:noHBand="0" w:noVBand="1" w:val="04A0"/>
+      </w:tblPr>
+      <w:tblGrid>
+        <w:gridCol w:w="9792"/>
+      </w:tblGrid>
+      <w:tr>
+        <w:tc>
+          <w:tcPr>
+            <w:tcW w:type="dxa" w:w="9792"/>
+            <w:shd w:fill="F5F6F8"/>
+            <w:tcMar>
+              <w:top w:w="80" w:type="dxa"/>
+              <w:bottom w:w="80" w:type="dxa"/>
+              <w:left w:w="140" w:type="dxa"/>
+              <w:right w:w="140" w:type="dxa"/>
+            </w:tcMar>
+            <w:tcBorders>
+              <w:left w:val="single" w:sz="18" w:space="0" w:color="CBD5E0"/>
+              <w:top w:val="none"/>
+              <w:right w:val="none"/>
+              <w:bottom w:val="none"/>
+            </w:tcBorders>
+          </w:tcPr>
+          <w:p>
+            <w:pPr>
+              <w:spacing w:line="240" w:lineRule="auto" w:after="0"/>
+            </w:pPr>
+            <w:r>
+              <w:rPr>
+                <w:rFonts w:ascii="Consolas" w:hAnsi="Consolas"/>
+                <w:color w:val="2D3748"/>
+                <w:sz w:val="18"/>
+              </w:rPr>
+              <w:t>vec{V}_ref * T_s = vec{V}_1 * T_1 + vec{V}_2 * T_2 + vec{V}_z * T_0</w:t>
+            </w:r>
+          </w:p>
+        </w:tc>
+      </w:tr>
+    </w:tbl>
+    <w:p/>
     <w:p>
       <w:pPr>
         <w:spacing w:before="160" w:after="80"/>
@@ -3735,84 +3004,138 @@
         <w:t>5.1 Dwell Time Equations for Sector 1:</w:t>
       </w:r>
     </w:p>
-    <w:p>
-      <w:pPr>
-        <w:spacing w:after="80"/>
-      </w:pPr>
-      <w:r>
-        <w:rPr>
-          <w:i/>
-          <w:color w:val="145AA0"/>
-          <w:sz w:val="21"/>
-        </w:rPr>
-      </w:r>
-      <w:r>
-        <w:rPr>
-          <w:color w:val="282C34"/>
-          <w:sz w:val="21"/>
-        </w:rPr>
-        <w:t>T_1 = \sqrt{3} \cdot T_s \cdot \frac{|\vec{V}_{ref}|}{V_{dc}} \cdot \sin\left(\frac{\pi}{3} - \theta\right)</w:t>
-      </w:r>
-      <w:r>
-        <w:rPr>
-          <w:i/>
-          <w:color w:val="145AA0"/>
-          <w:sz w:val="21"/>
-        </w:rPr>
-      </w:r>
-    </w:p>
-    <w:p>
-      <w:pPr>
-        <w:spacing w:after="80"/>
-      </w:pPr>
-      <w:r>
-        <w:rPr>
-          <w:i/>
-          <w:color w:val="145AA0"/>
-          <w:sz w:val="21"/>
-        </w:rPr>
-      </w:r>
-      <w:r>
-        <w:rPr>
-          <w:color w:val="282C34"/>
-          <w:sz w:val="21"/>
-        </w:rPr>
-        <w:t>T_2 = \sqrt{3} \cdot T_s \cdot \frac{|\vec{V}_{ref}|}{V_{dc}} \cdot \sin(\theta)</w:t>
-      </w:r>
-      <w:r>
-        <w:rPr>
-          <w:i/>
-          <w:color w:val="145AA0"/>
-          <w:sz w:val="21"/>
-        </w:rPr>
-      </w:r>
-    </w:p>
-    <w:p>
-      <w:pPr>
-        <w:spacing w:after="80"/>
-      </w:pPr>
-      <w:r>
-        <w:rPr>
-          <w:i/>
-          <w:color w:val="145AA0"/>
-          <w:sz w:val="21"/>
-        </w:rPr>
-      </w:r>
-      <w:r>
-        <w:rPr>
-          <w:color w:val="282C34"/>
-          <w:sz w:val="21"/>
-        </w:rPr>
-        <w:t>T_0 = T_s - T_1 - T_2</w:t>
-      </w:r>
-      <w:r>
-        <w:rPr>
-          <w:i/>
-          <w:color w:val="145AA0"/>
-          <w:sz w:val="21"/>
-        </w:rPr>
-      </w:r>
-    </w:p>
+    <w:tbl>
+      <w:tblPr>
+        <w:tblW w:type="auto" w:w="0"/>
+        <w:jc w:val="center"/>
+        <w:tblLook w:firstColumn="1" w:firstRow="1" w:lastColumn="0" w:lastRow="0" w:noHBand="0" w:noVBand="1" w:val="04A0"/>
+      </w:tblPr>
+      <w:tblGrid>
+        <w:gridCol w:w="9792"/>
+      </w:tblGrid>
+      <w:tr>
+        <w:tc>
+          <w:tcPr>
+            <w:tcW w:type="dxa" w:w="9792"/>
+            <w:shd w:fill="F5F6F8"/>
+            <w:tcMar>
+              <w:top w:w="80" w:type="dxa"/>
+              <w:bottom w:w="80" w:type="dxa"/>
+              <w:left w:w="140" w:type="dxa"/>
+              <w:right w:w="140" w:type="dxa"/>
+            </w:tcMar>
+            <w:tcBorders>
+              <w:left w:val="single" w:sz="18" w:space="0" w:color="CBD5E0"/>
+              <w:top w:val="none"/>
+              <w:right w:val="none"/>
+              <w:bottom w:val="none"/>
+            </w:tcBorders>
+          </w:tcPr>
+          <w:p>
+            <w:pPr>
+              <w:spacing w:line="240" w:lineRule="auto" w:after="0"/>
+            </w:pPr>
+            <w:r>
+              <w:rPr>
+                <w:rFonts w:ascii="Consolas" w:hAnsi="Consolas"/>
+                <w:color w:val="2D3748"/>
+                <w:sz w:val="18"/>
+              </w:rPr>
+              <w:t>T_1 = sqrt(3) * T_s * |vec{V}_ref| / V_dc * sin(π / 3 - θ)</w:t>
+            </w:r>
+          </w:p>
+        </w:tc>
+      </w:tr>
+    </w:tbl>
+    <w:p/>
+    <w:tbl>
+      <w:tblPr>
+        <w:tblW w:type="auto" w:w="0"/>
+        <w:jc w:val="center"/>
+        <w:tblLook w:firstColumn="1" w:firstRow="1" w:lastColumn="0" w:lastRow="0" w:noHBand="0" w:noVBand="1" w:val="04A0"/>
+      </w:tblPr>
+      <w:tblGrid>
+        <w:gridCol w:w="9792"/>
+      </w:tblGrid>
+      <w:tr>
+        <w:tc>
+          <w:tcPr>
+            <w:tcW w:type="dxa" w:w="9792"/>
+            <w:shd w:fill="F5F6F8"/>
+            <w:tcMar>
+              <w:top w:w="80" w:type="dxa"/>
+              <w:bottom w:w="80" w:type="dxa"/>
+              <w:left w:w="140" w:type="dxa"/>
+              <w:right w:w="140" w:type="dxa"/>
+            </w:tcMar>
+            <w:tcBorders>
+              <w:left w:val="single" w:sz="18" w:space="0" w:color="CBD5E0"/>
+              <w:top w:val="none"/>
+              <w:right w:val="none"/>
+              <w:bottom w:val="none"/>
+            </w:tcBorders>
+          </w:tcPr>
+          <w:p>
+            <w:pPr>
+              <w:spacing w:line="240" w:lineRule="auto" w:after="0"/>
+            </w:pPr>
+            <w:r>
+              <w:rPr>
+                <w:rFonts w:ascii="Consolas" w:hAnsi="Consolas"/>
+                <w:color w:val="2D3748"/>
+                <w:sz w:val="18"/>
+              </w:rPr>
+              <w:t>T_2 = sqrt(3) * T_s * |vec{V}_ref| / V_dc * sin(θ)</w:t>
+            </w:r>
+          </w:p>
+        </w:tc>
+      </w:tr>
+    </w:tbl>
+    <w:p/>
+    <w:tbl>
+      <w:tblPr>
+        <w:tblW w:type="auto" w:w="0"/>
+        <w:jc w:val="center"/>
+        <w:tblLook w:firstColumn="1" w:firstRow="1" w:lastColumn="0" w:lastRow="0" w:noHBand="0" w:noVBand="1" w:val="04A0"/>
+      </w:tblPr>
+      <w:tblGrid>
+        <w:gridCol w:w="9792"/>
+      </w:tblGrid>
+      <w:tr>
+        <w:tc>
+          <w:tcPr>
+            <w:tcW w:type="dxa" w:w="9792"/>
+            <w:shd w:fill="F5F6F8"/>
+            <w:tcMar>
+              <w:top w:w="80" w:type="dxa"/>
+              <w:bottom w:w="80" w:type="dxa"/>
+              <w:left w:w="140" w:type="dxa"/>
+              <w:right w:w="140" w:type="dxa"/>
+            </w:tcMar>
+            <w:tcBorders>
+              <w:left w:val="single" w:sz="18" w:space="0" w:color="CBD5E0"/>
+              <w:top w:val="none"/>
+              <w:right w:val="none"/>
+              <w:bottom w:val="none"/>
+            </w:tcBorders>
+          </w:tcPr>
+          <w:p>
+            <w:pPr>
+              <w:spacing w:line="240" w:lineRule="auto" w:after="0"/>
+            </w:pPr>
+            <w:r>
+              <w:rPr>
+                <w:rFonts w:ascii="Consolas" w:hAnsi="Consolas"/>
+                <w:color w:val="2D3748"/>
+                <w:sz w:val="18"/>
+              </w:rPr>
+              <w:t>T_0 = T_s - T_1 - T_2</w:t>
+            </w:r>
+          </w:p>
+        </w:tc>
+      </w:tr>
+    </w:tbl>
+    <w:p/>
     <w:p>
       <w:pPr>
         <w:spacing w:after="80"/>
@@ -3823,7 +3146,7 @@
           <w:color w:val="282C34"/>
           <w:sz w:val="21"/>
         </w:rPr>
-        <w:t>(Where $T_0$ is divided equally between zero states $V_0$ and $V_7$: $T_{V0} = T_{V7} = \frac{T_0}{2}$.)</w:t>
+        <w:t>(Where T_0 is divided equally between zero states V_0 and V_7: T_V0 = T_V7 = T_0 / 2.)</w:t>
       </w:r>
     </w:p>
     <w:p>
@@ -3968,37 +3291,7 @@
           <w:color w:val="282C34"/>
           <w:sz w:val="21"/>
         </w:rPr>
-        <w:t xml:space="preserve"> (</w:t>
-      </w:r>
-      <w:r>
-        <w:rPr>
-          <w:i/>
-          <w:color w:val="145AA0"/>
-          <w:sz w:val="21"/>
-        </w:rPr>
-        <w:t>0 \rightarrow 1</w:t>
-      </w:r>
-      <w:r>
-        <w:rPr>
-          <w:color w:val="282C34"/>
-          <w:sz w:val="21"/>
-        </w:rPr>
-        <w:t xml:space="preserve"> or </w:t>
-      </w:r>
-      <w:r>
-        <w:rPr>
-          <w:i/>
-          <w:color w:val="145AA0"/>
-          <w:sz w:val="21"/>
-        </w:rPr>
-        <w:t>1 \rightarrow 0</w:t>
-      </w:r>
-      <w:r>
-        <w:rPr>
-          <w:color w:val="282C34"/>
-          <w:sz w:val="21"/>
-        </w:rPr>
-        <w:t>), minimizing switching losses.</w:t>
+        <w:t xml:space="preserve"> (0 -&gt; 1 or 1 -&gt; 0), minimizing switching losses.</w:t>
       </w:r>
     </w:p>
     <w:p>
@@ -4023,32 +3316,50 @@
         <w:t>: The maximum radius of the reference vector corresponds to the inscribed circle of the hexagon:</w:t>
       </w:r>
     </w:p>
-    <w:p>
-      <w:pPr>
-        <w:spacing w:after="80"/>
-      </w:pPr>
-      <w:r>
-        <w:rPr>
-          <w:i/>
-          <w:color w:val="145AA0"/>
-          <w:sz w:val="21"/>
-        </w:rPr>
-      </w:r>
-      <w:r>
-        <w:rPr>
-          <w:color w:val="282C34"/>
-          <w:sz w:val="21"/>
-        </w:rPr>
-        <w:t>|\vec{V}_{ref,max}| = \frac{2}{3} V_{dc} \cdot \cos(30^\circ) = \frac{V_{dc}}{\sqrt{3}} \approx 0.577 \cdot V_{dc}</w:t>
-      </w:r>
-      <w:r>
-        <w:rPr>
-          <w:i/>
-          <w:color w:val="145AA0"/>
-          <w:sz w:val="21"/>
-        </w:rPr>
-      </w:r>
-    </w:p>
+    <w:tbl>
+      <w:tblPr>
+        <w:tblW w:type="auto" w:w="0"/>
+        <w:jc w:val="center"/>
+        <w:tblLook w:firstColumn="1" w:firstRow="1" w:lastColumn="0" w:lastRow="0" w:noHBand="0" w:noVBand="1" w:val="04A0"/>
+      </w:tblPr>
+      <w:tblGrid>
+        <w:gridCol w:w="9792"/>
+      </w:tblGrid>
+      <w:tr>
+        <w:tc>
+          <w:tcPr>
+            <w:tcW w:type="dxa" w:w="9792"/>
+            <w:shd w:fill="F5F6F8"/>
+            <w:tcMar>
+              <w:top w:w="80" w:type="dxa"/>
+              <w:bottom w:w="80" w:type="dxa"/>
+              <w:left w:w="140" w:type="dxa"/>
+              <w:right w:w="140" w:type="dxa"/>
+            </w:tcMar>
+            <w:tcBorders>
+              <w:left w:val="single" w:sz="18" w:space="0" w:color="CBD5E0"/>
+              <w:top w:val="none"/>
+              <w:right w:val="none"/>
+              <w:bottom w:val="none"/>
+            </w:tcBorders>
+          </w:tcPr>
+          <w:p>
+            <w:pPr>
+              <w:spacing w:line="240" w:lineRule="auto" w:after="0"/>
+            </w:pPr>
+            <w:r>
+              <w:rPr>
+                <w:rFonts w:ascii="Consolas" w:hAnsi="Consolas"/>
+                <w:color w:val="2D3748"/>
+                <w:sz w:val="18"/>
+              </w:rPr>
+              <w:t>|vec{V}_ref,max| = 2 / 3 V_dc * cos(30°) = V_dc / sqrt(3) ≈ 0.577 * V_dc</w:t>
+            </w:r>
+          </w:p>
+        </w:tc>
+      </w:tr>
+    </w:tbl>
+    <w:p/>
     <w:p>
       <w:pPr>
         <w:spacing w:after="80"/>
@@ -4061,32 +3372,50 @@
         <w:t>The resulting maximum fundamental line-to-line RMS voltage is:</w:t>
       </w:r>
     </w:p>
-    <w:p>
-      <w:pPr>
-        <w:spacing w:after="80"/>
-      </w:pPr>
-      <w:r>
-        <w:rPr>
-          <w:i/>
-          <w:color w:val="145AA0"/>
-          <w:sz w:val="21"/>
-        </w:rPr>
-      </w:r>
-      <w:r>
-        <w:rPr>
-          <w:color w:val="282C34"/>
-          <w:sz w:val="21"/>
-        </w:rPr>
-        <w:t>V_{LL,rms} = \frac{\sqrt{3} \cdot |\vec{V}_{ref,max}|}{\sqrt{2}} = \frac{V_{dc}}{\sqrt{2}} \approx 0.707 \cdot V_{dc}</w:t>
-      </w:r>
-      <w:r>
-        <w:rPr>
-          <w:i/>
-          <w:color w:val="145AA0"/>
-          <w:sz w:val="21"/>
-        </w:rPr>
-      </w:r>
-    </w:p>
+    <w:tbl>
+      <w:tblPr>
+        <w:tblW w:type="auto" w:w="0"/>
+        <w:jc w:val="center"/>
+        <w:tblLook w:firstColumn="1" w:firstRow="1" w:lastColumn="0" w:lastRow="0" w:noHBand="0" w:noVBand="1" w:val="04A0"/>
+      </w:tblPr>
+      <w:tblGrid>
+        <w:gridCol w:w="9792"/>
+      </w:tblGrid>
+      <w:tr>
+        <w:tc>
+          <w:tcPr>
+            <w:tcW w:type="dxa" w:w="9792"/>
+            <w:shd w:fill="F5F6F8"/>
+            <w:tcMar>
+              <w:top w:w="80" w:type="dxa"/>
+              <w:bottom w:w="80" w:type="dxa"/>
+              <w:left w:w="140" w:type="dxa"/>
+              <w:right w:w="140" w:type="dxa"/>
+            </w:tcMar>
+            <w:tcBorders>
+              <w:left w:val="single" w:sz="18" w:space="0" w:color="CBD5E0"/>
+              <w:top w:val="none"/>
+              <w:right w:val="none"/>
+              <w:bottom w:val="none"/>
+            </w:tcBorders>
+          </w:tcPr>
+          <w:p>
+            <w:pPr>
+              <w:spacing w:line="240" w:lineRule="auto" w:after="0"/>
+            </w:pPr>
+            <w:r>
+              <w:rPr>
+                <w:rFonts w:ascii="Consolas" w:hAnsi="Consolas"/>
+                <w:color w:val="2D3748"/>
+                <w:sz w:val="18"/>
+              </w:rPr>
+              <w:t>V_LL,rms = (sqrt(3) * |vec{V}_ref,max|) / sqrt(2) = V_dc / sqrt(2) ≈ 0.707 * V_dc</w:t>
+            </w:r>
+          </w:p>
+        </w:tc>
+      </w:tr>
+    </w:tbl>
+    <w:p/>
     <w:p>
       <w:pPr>
         <w:spacing w:after="80"/>
@@ -4097,7 +3426,7 @@
           <w:color w:val="282C34"/>
           <w:sz w:val="21"/>
         </w:rPr>
-        <w:t>SVPWM achieves a full $15.5\%$ increase in AC output voltage over standard sinusoidal SPWM ($0.707$ vs. $0.612$)!</w:t>
+        <w:t>SVPWM achieves a full 15.5\% increase in AC output voltage over standard sinusoidal SPWM (0.707 vs. 0.612)!</w:t>
       </w:r>
     </w:p>
     <w:p>
